--- a/tillsyn/A 50662-2025 tillsynsbegäran.docx
+++ b/tillsyn/A 50662-2025 tillsynsbegäran.docx
@@ -238,7 +238,7 @@
     <w:r>
       <w:tab/>
       <w:tab/>
-      <w:t>2025-10-16</w:t>
+      <w:t>2025-10-17</w:t>
       <w:br/>
       <w:br/>
     </w:r>

--- a/tillsyn/A 50662-2025 tillsynsbegäran.docx
+++ b/tillsyn/A 50662-2025 tillsynsbegäran.docx
@@ -238,7 +238,7 @@
     <w:r>
       <w:tab/>
       <w:tab/>
-      <w:t>2025-10-17</w:t>
+      <w:t>2025-10-18</w:t>
       <w:br/>
       <w:br/>
     </w:r>

--- a/tillsyn/A 50662-2025 tillsynsbegäran.docx
+++ b/tillsyn/A 50662-2025 tillsynsbegäran.docx
@@ -238,7 +238,7 @@
     <w:r>
       <w:tab/>
       <w:tab/>
-      <w:t>2025-10-18</w:t>
+      <w:t>2025-10-19</w:t>
       <w:br/>
       <w:br/>
     </w:r>

--- a/tillsyn/A 50662-2025 tillsynsbegäran.docx
+++ b/tillsyn/A 50662-2025 tillsynsbegäran.docx
@@ -238,7 +238,7 @@
     <w:r>
       <w:tab/>
       <w:tab/>
-      <w:t>2025-10-19</w:t>
+      <w:t>2025-10-20</w:t>
       <w:br/>
       <w:br/>
     </w:r>

--- a/tillsyn/A 50662-2025 tillsynsbegäran.docx
+++ b/tillsyn/A 50662-2025 tillsynsbegäran.docx
@@ -238,7 +238,7 @@
     <w:r>
       <w:tab/>
       <w:tab/>
-      <w:t>2025-10-20</w:t>
+      <w:t>2025-10-21</w:t>
       <w:br/>
       <w:br/>
     </w:r>

--- a/tillsyn/A 50662-2025 tillsynsbegäran.docx
+++ b/tillsyn/A 50662-2025 tillsynsbegäran.docx
@@ -238,7 +238,7 @@
     <w:r>
       <w:tab/>
       <w:tab/>
-      <w:t>2025-10-21</w:t>
+      <w:t>2025-10-22</w:t>
       <w:br/>
       <w:br/>
     </w:r>

--- a/tillsyn/A 50662-2025 tillsynsbegäran.docx
+++ b/tillsyn/A 50662-2025 tillsynsbegäran.docx
@@ -238,7 +238,7 @@
     <w:r>
       <w:tab/>
       <w:tab/>
-      <w:t>2025-10-22</w:t>
+      <w:t>2025-10-23</w:t>
       <w:br/>
       <w:br/>
     </w:r>

--- a/tillsyn/A 50662-2025 tillsynsbegäran.docx
+++ b/tillsyn/A 50662-2025 tillsynsbegäran.docx
@@ -238,7 +238,7 @@
     <w:r>
       <w:tab/>
       <w:tab/>
-      <w:t>2025-10-23</w:t>
+      <w:t>2025-10-24</w:t>
       <w:br/>
       <w:br/>
     </w:r>

--- a/tillsyn/A 50662-2025 tillsynsbegäran.docx
+++ b/tillsyn/A 50662-2025 tillsynsbegäran.docx
@@ -238,7 +238,7 @@
     <w:r>
       <w:tab/>
       <w:tab/>
-      <w:t>2025-10-24</w:t>
+      <w:t>2025-10-25</w:t>
       <w:br/>
       <w:br/>
     </w:r>

--- a/tillsyn/A 50662-2025 tillsynsbegäran.docx
+++ b/tillsyn/A 50662-2025 tillsynsbegäran.docx
@@ -238,7 +238,7 @@
     <w:r>
       <w:tab/>
       <w:tab/>
-      <w:t>2025-10-25</w:t>
+      <w:t>2025-10-26</w:t>
       <w:br/>
       <w:br/>
     </w:r>

--- a/tillsyn/A 50662-2025 tillsynsbegäran.docx
+++ b/tillsyn/A 50662-2025 tillsynsbegäran.docx
@@ -238,7 +238,7 @@
     <w:r>
       <w:tab/>
       <w:tab/>
-      <w:t>2025-10-26</w:t>
+      <w:t>2025-10-27</w:t>
       <w:br/>
       <w:br/>
     </w:r>

--- a/tillsyn/A 50662-2025 tillsynsbegäran.docx
+++ b/tillsyn/A 50662-2025 tillsynsbegäran.docx
@@ -238,7 +238,7 @@
     <w:r>
       <w:tab/>
       <w:tab/>
-      <w:t>2025-10-27</w:t>
+      <w:t>2025-10-28</w:t>
       <w:br/>
       <w:br/>
     </w:r>

--- a/tillsyn/A 50662-2025 tillsynsbegäran.docx
+++ b/tillsyn/A 50662-2025 tillsynsbegäran.docx
@@ -238,7 +238,7 @@
     <w:r>
       <w:tab/>
       <w:tab/>
-      <w:t>2025-10-28</w:t>
+      <w:t>2025-10-29</w:t>
       <w:br/>
       <w:br/>
     </w:r>

--- a/tillsyn/A 50662-2025 tillsynsbegäran.docx
+++ b/tillsyn/A 50662-2025 tillsynsbegäran.docx
@@ -7,7 +7,7 @@
         <w:pStyle w:val="Title"/>
       </w:pPr>
       <w:r>
-        <w:t>Tillsynsbegäran – information om höga naturvärden i avverkningsanmälan A 50662-2025 i Ljusdals kommun</w:t>
+        <w:t>Tillsynsbegäran – information om höga naturvärden och fridlysta arter i avverkningsanmälan A 50662-2025 i Ljusdals kommun</w:t>
       </w:r>
     </w:p>
     <w:p>
@@ -22,7 +22,7 @@
     </w:p>
     <w:p>
       <w:r>
-        <w:t>Nedan beskrivs fynd av naturvårdsarter som gjorts i det avverkningsanmälda området.</w:t>
+        <w:t>Nedan beskrivs fynd av naturvårdsarter och fridlysta arter som gjorts i det avverkningsanmälda området. I BILAGA 1 finns artfakta om fridlysta och rödlistade arter.</w:t>
       </w:r>
     </w:p>
     <w:p>
@@ -35,7 +35,7 @@
     </w:p>
     <w:p>
       <w:r>
-        <w:t>I avverkningsanmälan har följande 1 naturvårdsarter hittats: skrovellav (NT). Av dessa är 1 rödlistade. För rödlistade arter har rödlistekategorin angivits inom parentes.</w:t>
+        <w:t>I avverkningsanmälan har följande 3 naturvårdsarter hittats: lunglav (NT), skrovellav (NT) och tjäder (§4). Av dessa är 2 rödlistade. För rödlistade arter har rödlistekategorin angivits inom parentes. För fridlysta arter anges även paragrafen i Artskyddsförordningen som arten är fridlyst enligt.</w:t>
       </w:r>
     </w:p>
     <w:p>
@@ -95,6 +95,35 @@
         <w:rPr>
           <w:b/>
         </w:rPr>
+        <w:t>Lunglav (NT)</w:t>
+      </w:r>
+      <w:r>
+        <w:t xml:space="preserve"> är en av vårt lands främsta signalarter som överallt indikerar gamla lövträd, skogsbestånd med höga naturvärden och ekosystem med lång skoglig kontinuitet. Lokalt kan förekomsten vara mycket riklig men den hittas nästan enbart i gamla och ej slutavverkade skogar. Artens samtliga förekomster bör uppmärksammas från naturvårdssynpunkt, då många lokaler även hyser andra ovanliga och rödlistade arter. Rikliga förekomster bör skyddas med biotopskydd, frivilliga avsättningar eller reservat. Det finns ett antal sällsynta lavparasiter som växer på lunglav: lunglavsknapp (VU), skrovelmössing (DD), lunglavshårprick (DD), </w:t>
+      </w:r>
+      <w:r>
+        <w:rPr>
+          <w:i/>
+        </w:rPr>
+        <w:t>Calycina alstrupii</w:t>
+      </w:r>
+      <w:r>
+        <w:t xml:space="preserve"> (NA) och </w:t>
+      </w:r>
+      <w:r>
+        <w:rPr>
+          <w:i/>
+        </w:rPr>
+        <w:t>Chalara lobariae</w:t>
+      </w:r>
+      <w:r>
+        <w:t xml:space="preserve"> (NA) (SLU Artdatabanken, 2025; SLU Artdatabanken, 2024; Nitare &amp; Skogsstyrelsen, 2019).</w:t>
+      </w:r>
+    </w:p>
+    <w:p>
+      <w:r>
+        <w:rPr>
+          <w:b/>
+        </w:rPr>
         <w:t>Skrovellav (NT)</w:t>
       </w:r>
       <w:r>
@@ -108,6 +137,217 @@
       </w:r>
       <w:r>
         <w:t xml:space="preserve"> (EN) (SLU Artdatabanken, 2024; Nitare &amp; Skogsstyrelsen, 2019).</w:t>
+      </w:r>
+    </w:p>
+    <w:p>
+      <w:pPr>
+        <w:pStyle w:val="Heading1"/>
+      </w:pPr>
+      <w:r>
+        <w:t>Fridlysta arter</w:t>
+      </w:r>
+    </w:p>
+    <w:p>
+      <w:r>
+        <w:t>Följande fridlysta arter har sina livsmiljöer och växtplatser i den avverkningsanmälda skogen: tjäder (§4).</w:t>
+      </w:r>
+    </w:p>
+    <w:p>
+      <w:r>
+        <w:t xml:space="preserve">Observera att medlemsländerna är skyldiga att agera i enlighet med EU:s fågeldirektiv där det uttryckligen står att direktivet gäller för fåglar samt för deras ägg, bon och </w:t>
+      </w:r>
+      <w:r>
+        <w:rPr>
+          <w:b/>
+        </w:rPr>
+        <w:t xml:space="preserve">livsmiljöer </w:t>
+      </w:r>
+      <w:r>
+        <w:t>(artikel 1). Vidare att de åtgärder som vidtas inte får leda till en försämring av den nuvarande situationen beträffande bevarandet av de fågelarter som avses i artikel 1 (artikel 13). Fågeldirektivet är styrande för tillsynsansvariga myndigheters ärendehantering, ställningstaganden och beslutsfattande.</w:t>
+      </w:r>
+    </w:p>
+    <w:p>
+      <w:r>
+        <w:rPr>
+          <w:b/>
+        </w:rPr>
+        <w:t>Tjäder (§4)</w:t>
+      </w:r>
+      <w:r>
+        <w:t xml:space="preserve"> är en utpräglad skogsfågel knuten till större sammanhängande barrskogsområden. Tupparna och hönorna utnyttjar till viss del olika miljöer, och habitatvalet varierar dessutom mellan olika delar av året. För att det ska finnas livskraftiga tjäderbestånd krävs funktionella skogslandskap med en blandning av uppvuxen, gles och luckig skog, täta sumpskogar, myrar och andra små våtmarker. Arten försvinner när skogen fragmenteras och den sammanlagda arealen hyggen och andra öppna områden blir för stor. Ett småskaligt och försiktigt virkesuttag genom hyggesfria metoder kan i vissa fall vara möjligt i området inom 200 m från lekcentrum. Längre ut från lekcentrum, inom 200–500 m bör den avverkade ytan inte överskrida 1 hektar för att undvika alltför stora och snabba förändringar (Skogsstyrelsen, 2019).</w:t>
+      </w:r>
+    </w:p>
+    <w:p>
+      <w:r>
+        <w:t>I BILAGA 1 finns mer detaljerad information om ekologi samt krav på livsmiljö hos fridlysta arter.</w:t>
+      </w:r>
+    </w:p>
+    <w:p>
+      <w:r>
+        <w:br w:type="page"/>
+      </w:r>
+    </w:p>
+    <w:p>
+      <w:pPr>
+        <w:pStyle w:val="Title"/>
+      </w:pPr>
+      <w:r>
+        <w:t>BILAGA 1 –</w:t>
+        <w:br/>
+        <w:t>Fridlysta och rödlistade arter</w:t>
+      </w:r>
+    </w:p>
+    <w:p>
+      <w:pPr>
+        <w:pStyle w:val="Heading1"/>
+      </w:pPr>
+      <w:r>
+        <w:t>Lunglav – ekologi samt krav på livsmiljön</w:t>
+      </w:r>
+    </w:p>
+    <w:p>
+      <w:r>
+        <w:t>Lunglav (NT) är en av vårt lands främsta signalarter som överallt indikerar gamla lövträd, skogsbestånd med höga naturvärden och ekosystem med lång skoglig kontinuitet. Lokalt kan förekomsten vara mycket riklig men den hittas nästan enbart i gamla och ej slutavverkade skogar. Artens samtliga förekomster bör uppmärksammas från naturvårdssynpunkt, då många lokaler även hyser andra ovanliga och rödlistade arter. Rikliga förekomster bör skyddas med biotopskydd, frivilliga avsättningar eller reservat (SLU Artdatabanken, 2024; Nitare &amp; Skogsstyrelsen, 2019).</w:t>
+      </w:r>
+    </w:p>
+    <w:p>
+      <w:r>
+        <w:t xml:space="preserve">På lunglav kan man sällsynt finna små svarta skivlika bildningar som liknar apothecier men som är en parasitisk svamp, Lunglavsknapp </w:t>
+      </w:r>
+      <w:r>
+        <w:rPr>
+          <w:i/>
+        </w:rPr>
+        <w:t>Plectocarpon lichenum</w:t>
+      </w:r>
+      <w:r>
+        <w:t xml:space="preserve"> (VU). Det finns ytterligare ett antal parasiter vilka bara förekommer på lunglav: Skrovelmössing </w:t>
+      </w:r>
+      <w:r>
+        <w:rPr>
+          <w:i/>
+        </w:rPr>
+        <w:t>Dactylospora lobariella</w:t>
+      </w:r>
+      <w:r>
+        <w:t xml:space="preserve"> (rödlistad som Kunskapsbrist DD) och Lunglavshårprick </w:t>
+      </w:r>
+      <w:r>
+        <w:rPr>
+          <w:i/>
+        </w:rPr>
+        <w:t>Niesslia lobariae</w:t>
+      </w:r>
+      <w:r>
+        <w:t xml:space="preserve"> (rödlistad som Kunskapsbrist DD). Skrovelmössing (DD) har små svarta apothecier och bruna, 1-septerade sporer och Lunglavshårprick (DD) har brunhåriga perithecier och färglösa, 1-septerade sporer. Nyligen har ytterligare två lavparasiter påträffats i Sverige som växer på lunglav: </w:t>
+      </w:r>
+      <w:r>
+        <w:rPr>
+          <w:i/>
+        </w:rPr>
+        <w:t>Calycina alstrupii</w:t>
+      </w:r>
+      <w:r>
+        <w:t xml:space="preserve"> (NA) och </w:t>
+      </w:r>
+      <w:r>
+        <w:rPr>
+          <w:i/>
+        </w:rPr>
+        <w:t>Chalara lobariae</w:t>
+      </w:r>
+      <w:r>
+        <w:t xml:space="preserve"> (NA) (SLU Artdatabanken, 2025; SLU Artdatabanken, 2024; Nitare &amp; Skogsstyrelsen, 2019).</w:t>
+      </w:r>
+    </w:p>
+    <w:p>
+      <w:pPr>
+        <w:pStyle w:val="Heading2"/>
+      </w:pPr>
+      <w:r>
+        <w:t>Referenser – lunglav</w:t>
+      </w:r>
+    </w:p>
+    <w:p>
+      <w:r>
+        <w:t xml:space="preserve">Nitare, J. och Skogsstyrelsen, 2019. </w:t>
+      </w:r>
+      <w:r>
+        <w:rPr>
+          <w:i/>
+        </w:rPr>
+        <w:t xml:space="preserve">Skyddsvärd skog – Naturvårdsarter och andra kriterier för naturvärdesbedömning. </w:t>
+      </w:r>
+      <w:r>
+        <w:t>Skogsstyrelsen.</w:t>
+      </w:r>
+    </w:p>
+    <w:p>
+      <w:r>
+        <w:t xml:space="preserve">SLU Artdatabanken, 2024. </w:t>
+      </w:r>
+      <w:r>
+        <w:rPr>
+          <w:i/>
+        </w:rPr>
+        <w:t xml:space="preserve">Artfaktablad. Naturvård – artfakta. </w:t>
+      </w:r>
+      <w:r>
+        <w:t>SLU Artdatabanken, Uppsala.</w:t>
+      </w:r>
+    </w:p>
+    <w:p>
+      <w:r>
+        <w:t xml:space="preserve">SLU Artdatabanken, 2025. </w:t>
+      </w:r>
+      <w:r>
+        <w:rPr>
+          <w:i/>
+        </w:rPr>
+        <w:t xml:space="preserve">Över 20 nya lavparasiter för Sverige. </w:t>
+      </w:r>
+      <w:r>
+        <w:t>https://www.slu.se/artdatabanken/arter-och-natur/artiklar/over-20-nya-lavparasiter-for-sverige/</w:t>
+      </w:r>
+    </w:p>
+    <w:p>
+      <w:pPr>
+        <w:pStyle w:val="Heading1"/>
+      </w:pPr>
+      <w:r>
+        <w:t>Tjäder – ekologi samt krav på livsmiljön</w:t>
+      </w:r>
+    </w:p>
+    <w:p>
+      <w:r>
+        <w:t>Tjäder (§4) är en utpräglad skogsfågel knuten till större sammanhängande barrskogsområden. Tupparna och hönorna utnyttjar till viss del olika miljöer, och habitatvalet varierar dessutom mellan olika delar av året. För att det ska finnas livskraftiga tjäderbestånd krävs funktionella skogslandskap med en blandning av uppvuxen, gles och luckig skog, täta sumpskogar, myrar och andra små våtmarker (Skogsstyrelsen, 2019).</w:t>
+      </w:r>
+    </w:p>
+    <w:p>
+      <w:r>
+        <w:t>Arten försvinner när skogen fragmenteras och den sammanlagda arealen hyggen och andra öppna områden blir för stor. Ett småskaligt och försiktigt virkesuttag genom hyggesfria metoder kan i vissa fall vara möjligt i området inom 200 m från lekcentrum. Längre ut från lekcentrum, inom 200–500 m bör den avverkade ytan inte överskrida 1 hektar för att undvika alltför stora och snabba förändringar (Skogsstyrelsen, 2019).</w:t>
+      </w:r>
+    </w:p>
+    <w:p>
+      <w:pPr>
+        <w:pStyle w:val="Heading2"/>
+      </w:pPr>
+      <w:r>
+        <w:t>Referenser – tjäder</w:t>
+      </w:r>
+    </w:p>
+    <w:p>
+      <w:r>
+        <w:t xml:space="preserve">Skogsstyrelsen, 2019. </w:t>
+      </w:r>
+      <w:r>
+        <w:rPr>
+          <w:i/>
+        </w:rPr>
+        <w:t xml:space="preserve">Vägledning för hänsyn till fåglar – tjäder. </w:t>
+      </w:r>
+      <w:r>
+        <w:t>https://www.skogsstyrelsen.se/globalassets/lag-och-tillsyn/artskydd/vagledningar-for-hansyn-till-faglar/tjader-vagledning-hansyn2.pdf</w:t>
       </w:r>
     </w:p>
     <w:sectPr>
@@ -238,7 +478,7 @@
     <w:r>
       <w:tab/>
       <w:tab/>
-      <w:t>2025-10-29</w:t>
+      <w:t>2025-10-30</w:t>
       <w:br/>
       <w:br/>
     </w:r>

--- a/tillsyn/A 50662-2025 tillsynsbegäran.docx
+++ b/tillsyn/A 50662-2025 tillsynsbegäran.docx
@@ -478,7 +478,7 @@
     <w:r>
       <w:tab/>
       <w:tab/>
-      <w:t>2025-10-30</w:t>
+      <w:t>2025-10-31</w:t>
       <w:br/>
       <w:br/>
     </w:r>

--- a/tillsyn/A 50662-2025 tillsynsbegäran.docx
+++ b/tillsyn/A 50662-2025 tillsynsbegäran.docx
@@ -478,7 +478,7 @@
     <w:r>
       <w:tab/>
       <w:tab/>
-      <w:t>2025-10-31</w:t>
+      <w:t>2025-11-01</w:t>
       <w:br/>
       <w:br/>
     </w:r>

--- a/tillsyn/A 50662-2025 tillsynsbegäran.docx
+++ b/tillsyn/A 50662-2025 tillsynsbegäran.docx
@@ -478,7 +478,7 @@
     <w:r>
       <w:tab/>
       <w:tab/>
-      <w:t>2025-11-01</w:t>
+      <w:t>2025-11-02</w:t>
       <w:br/>
       <w:br/>
     </w:r>

--- a/tillsyn/A 50662-2025 tillsynsbegäran.docx
+++ b/tillsyn/A 50662-2025 tillsynsbegäran.docx
@@ -478,7 +478,7 @@
     <w:r>
       <w:tab/>
       <w:tab/>
-      <w:t>2025-11-02</w:t>
+      <w:t>2025-11-03</w:t>
       <w:br/>
       <w:br/>
     </w:r>

--- a/tillsyn/A 50662-2025 tillsynsbegäran.docx
+++ b/tillsyn/A 50662-2025 tillsynsbegäran.docx
@@ -478,7 +478,7 @@
     <w:r>
       <w:tab/>
       <w:tab/>
-      <w:t>2025-11-03</w:t>
+      <w:t>2025-11-04</w:t>
       <w:br/>
       <w:br/>
     </w:r>

--- a/tillsyn/A 50662-2025 tillsynsbegäran.docx
+++ b/tillsyn/A 50662-2025 tillsynsbegäran.docx
@@ -478,7 +478,7 @@
     <w:r>
       <w:tab/>
       <w:tab/>
-      <w:t>2025-11-04</w:t>
+      <w:t>2025-11-05</w:t>
       <w:br/>
       <w:br/>
     </w:r>

--- a/tillsyn/A 50662-2025 tillsynsbegäran.docx
+++ b/tillsyn/A 50662-2025 tillsynsbegäran.docx
@@ -478,7 +478,7 @@
     <w:r>
       <w:tab/>
       <w:tab/>
-      <w:t>2025-11-05</w:t>
+      <w:t>2025-11-06</w:t>
       <w:br/>
       <w:br/>
     </w:r>

--- a/tillsyn/A 50662-2025 tillsynsbegäran.docx
+++ b/tillsyn/A 50662-2025 tillsynsbegäran.docx
@@ -478,7 +478,7 @@
     <w:r>
       <w:tab/>
       <w:tab/>
-      <w:t>2025-11-06</w:t>
+      <w:t>2025-11-07</w:t>
       <w:br/>
       <w:br/>
     </w:r>

--- a/tillsyn/A 50662-2025 tillsynsbegäran.docx
+++ b/tillsyn/A 50662-2025 tillsynsbegäran.docx
@@ -478,7 +478,7 @@
     <w:r>
       <w:tab/>
       <w:tab/>
-      <w:t>2025-11-07</w:t>
+      <w:t>2025-11-08</w:t>
       <w:br/>
       <w:br/>
     </w:r>

--- a/tillsyn/A 50662-2025 tillsynsbegäran.docx
+++ b/tillsyn/A 50662-2025 tillsynsbegäran.docx
@@ -478,7 +478,7 @@
     <w:r>
       <w:tab/>
       <w:tab/>
-      <w:t>2025-11-08</w:t>
+      <w:t>2025-11-09</w:t>
       <w:br/>
       <w:br/>
     </w:r>

--- a/tillsyn/A 50662-2025 tillsynsbegäran.docx
+++ b/tillsyn/A 50662-2025 tillsynsbegäran.docx
@@ -478,7 +478,7 @@
     <w:r>
       <w:tab/>
       <w:tab/>
-      <w:t>2025-11-09</w:t>
+      <w:t>2025-11-10</w:t>
       <w:br/>
       <w:br/>
     </w:r>

--- a/tillsyn/A 50662-2025 tillsynsbegäran.docx
+++ b/tillsyn/A 50662-2025 tillsynsbegäran.docx
@@ -478,7 +478,7 @@
     <w:r>
       <w:tab/>
       <w:tab/>
-      <w:t>2025-11-10</w:t>
+      <w:t>2025-11-11</w:t>
       <w:br/>
       <w:br/>
     </w:r>

--- a/tillsyn/A 50662-2025 tillsynsbegäran.docx
+++ b/tillsyn/A 50662-2025 tillsynsbegäran.docx
@@ -478,7 +478,7 @@
     <w:r>
       <w:tab/>
       <w:tab/>
-      <w:t>2025-11-11</w:t>
+      <w:t>2025-11-12</w:t>
       <w:br/>
       <w:br/>
     </w:r>

--- a/tillsyn/A 50662-2025 tillsynsbegäran.docx
+++ b/tillsyn/A 50662-2025 tillsynsbegäran.docx
@@ -478,7 +478,7 @@
     <w:r>
       <w:tab/>
       <w:tab/>
-      <w:t>2025-11-12</w:t>
+      <w:t>2025-11-13</w:t>
       <w:br/>
       <w:br/>
     </w:r>

--- a/tillsyn/A 50662-2025 tillsynsbegäran.docx
+++ b/tillsyn/A 50662-2025 tillsynsbegäran.docx
@@ -478,7 +478,7 @@
     <w:r>
       <w:tab/>
       <w:tab/>
-      <w:t>2025-11-13</w:t>
+      <w:t>2025-11-14</w:t>
       <w:br/>
       <w:br/>
     </w:r>

--- a/tillsyn/A 50662-2025 tillsynsbegäran.docx
+++ b/tillsyn/A 50662-2025 tillsynsbegäran.docx
@@ -478,7 +478,7 @@
     <w:r>
       <w:tab/>
       <w:tab/>
-      <w:t>2025-11-14</w:t>
+      <w:t>2025-11-15</w:t>
       <w:br/>
       <w:br/>
     </w:r>

--- a/tillsyn/A 50662-2025 tillsynsbegäran.docx
+++ b/tillsyn/A 50662-2025 tillsynsbegäran.docx
@@ -478,7 +478,7 @@
     <w:r>
       <w:tab/>
       <w:tab/>
-      <w:t>2025-11-15</w:t>
+      <w:t>2025-11-20</w:t>
       <w:br/>
       <w:br/>
     </w:r>

--- a/tillsyn/A 50662-2025 tillsynsbegäran.docx
+++ b/tillsyn/A 50662-2025 tillsynsbegäran.docx
@@ -478,7 +478,7 @@
     <w:r>
       <w:tab/>
       <w:tab/>
-      <w:t>2025-11-20</w:t>
+      <w:t>2025-11-21</w:t>
       <w:br/>
       <w:br/>
     </w:r>

--- a/tillsyn/A 50662-2025 tillsynsbegäran.docx
+++ b/tillsyn/A 50662-2025 tillsynsbegäran.docx
@@ -478,7 +478,7 @@
     <w:r>
       <w:tab/>
       <w:tab/>
-      <w:t>2025-11-21</w:t>
+      <w:t>2025-11-22</w:t>
       <w:br/>
       <w:br/>
     </w:r>

--- a/tillsyn/A 50662-2025 tillsynsbegäran.docx
+++ b/tillsyn/A 50662-2025 tillsynsbegäran.docx
@@ -478,7 +478,7 @@
     <w:r>
       <w:tab/>
       <w:tab/>
-      <w:t>2025-11-22</w:t>
+      <w:t>2025-11-23</w:t>
       <w:br/>
       <w:br/>
     </w:r>

--- a/tillsyn/A 50662-2025 tillsynsbegäran.docx
+++ b/tillsyn/A 50662-2025 tillsynsbegäran.docx
@@ -478,7 +478,7 @@
     <w:r>
       <w:tab/>
       <w:tab/>
-      <w:t>2025-11-23</w:t>
+      <w:t>2025-11-24</w:t>
       <w:br/>
       <w:br/>
     </w:r>

--- a/tillsyn/A 50662-2025 tillsynsbegäran.docx
+++ b/tillsyn/A 50662-2025 tillsynsbegäran.docx
@@ -478,7 +478,7 @@
     <w:r>
       <w:tab/>
       <w:tab/>
-      <w:t>2025-11-24</w:t>
+      <w:t>2025-11-25</w:t>
       <w:br/>
       <w:br/>
     </w:r>

--- a/tillsyn/A 50662-2025 tillsynsbegäran.docx
+++ b/tillsyn/A 50662-2025 tillsynsbegäran.docx
@@ -478,7 +478,7 @@
     <w:r>
       <w:tab/>
       <w:tab/>
-      <w:t>2025-11-25</w:t>
+      <w:t>2025-11-26</w:t>
       <w:br/>
       <w:br/>
     </w:r>

--- a/tillsyn/A 50662-2025 tillsynsbegäran.docx
+++ b/tillsyn/A 50662-2025 tillsynsbegäran.docx
@@ -478,7 +478,7 @@
     <w:r>
       <w:tab/>
       <w:tab/>
-      <w:t>2025-11-26</w:t>
+      <w:t>2025-11-27</w:t>
       <w:br/>
       <w:br/>
     </w:r>

--- a/tillsyn/A 50662-2025 tillsynsbegäran.docx
+++ b/tillsyn/A 50662-2025 tillsynsbegäran.docx
@@ -478,7 +478,7 @@
     <w:r>
       <w:tab/>
       <w:tab/>
-      <w:t>2025-11-27</w:t>
+      <w:t>2025-11-28</w:t>
       <w:br/>
       <w:br/>
     </w:r>

--- a/tillsyn/A 50662-2025 tillsynsbegäran.docx
+++ b/tillsyn/A 50662-2025 tillsynsbegäran.docx
@@ -478,7 +478,7 @@
     <w:r>
       <w:tab/>
       <w:tab/>
-      <w:t>2025-11-28</w:t>
+      <w:t>2025-11-29</w:t>
       <w:br/>
       <w:br/>
     </w:r>

--- a/tillsyn/A 50662-2025 tillsynsbegäran.docx
+++ b/tillsyn/A 50662-2025 tillsynsbegäran.docx
@@ -478,7 +478,7 @@
     <w:r>
       <w:tab/>
       <w:tab/>
-      <w:t>2025-11-29</w:t>
+      <w:t>2025-11-30</w:t>
       <w:br/>
       <w:br/>
     </w:r>

--- a/tillsyn/A 50662-2025 tillsynsbegäran.docx
+++ b/tillsyn/A 50662-2025 tillsynsbegäran.docx
@@ -478,7 +478,7 @@
     <w:r>
       <w:tab/>
       <w:tab/>
-      <w:t>2025-11-30</w:t>
+      <w:t>2025-12-01</w:t>
       <w:br/>
       <w:br/>
     </w:r>

--- a/tillsyn/A 50662-2025 tillsynsbegäran.docx
+++ b/tillsyn/A 50662-2025 tillsynsbegäran.docx
@@ -478,7 +478,7 @@
     <w:r>
       <w:tab/>
       <w:tab/>
-      <w:t>2025-12-01</w:t>
+      <w:t>2025-12-02</w:t>
       <w:br/>
       <w:br/>
     </w:r>

--- a/tillsyn/A 50662-2025 tillsynsbegäran.docx
+++ b/tillsyn/A 50662-2025 tillsynsbegäran.docx
@@ -478,7 +478,7 @@
     <w:r>
       <w:tab/>
       <w:tab/>
-      <w:t>2025-12-02</w:t>
+      <w:t>2025-12-03</w:t>
       <w:br/>
       <w:br/>
     </w:r>

--- a/tillsyn/A 50662-2025 tillsynsbegäran.docx
+++ b/tillsyn/A 50662-2025 tillsynsbegäran.docx
@@ -478,7 +478,7 @@
     <w:r>
       <w:tab/>
       <w:tab/>
-      <w:t>2025-12-03</w:t>
+      <w:t>2025-12-04</w:t>
       <w:br/>
       <w:br/>
     </w:r>

--- a/tillsyn/A 50662-2025 tillsynsbegäran.docx
+++ b/tillsyn/A 50662-2025 tillsynsbegäran.docx
@@ -478,7 +478,7 @@
     <w:r>
       <w:tab/>
       <w:tab/>
-      <w:t>2025-12-04</w:t>
+      <w:t>2025-12-05</w:t>
       <w:br/>
       <w:br/>
     </w:r>

--- a/tillsyn/A 50662-2025 tillsynsbegäran.docx
+++ b/tillsyn/A 50662-2025 tillsynsbegäran.docx
@@ -478,7 +478,7 @@
     <w:r>
       <w:tab/>
       <w:tab/>
-      <w:t>2025-12-05</w:t>
+      <w:t>2025-12-06</w:t>
       <w:br/>
       <w:br/>
     </w:r>

--- a/tillsyn/A 50662-2025 tillsynsbegäran.docx
+++ b/tillsyn/A 50662-2025 tillsynsbegäran.docx
@@ -478,7 +478,7 @@
     <w:r>
       <w:tab/>
       <w:tab/>
-      <w:t>2025-12-06</w:t>
+      <w:t>2025-12-07</w:t>
       <w:br/>
       <w:br/>
     </w:r>

--- a/tillsyn/A 50662-2025 tillsynsbegäran.docx
+++ b/tillsyn/A 50662-2025 tillsynsbegäran.docx
@@ -478,7 +478,7 @@
     <w:r>
       <w:tab/>
       <w:tab/>
-      <w:t>2025-12-07</w:t>
+      <w:t>2025-12-08</w:t>
       <w:br/>
       <w:br/>
     </w:r>

--- a/tillsyn/A 50662-2025 tillsynsbegäran.docx
+++ b/tillsyn/A 50662-2025 tillsynsbegäran.docx
@@ -478,7 +478,7 @@
     <w:r>
       <w:tab/>
       <w:tab/>
-      <w:t>2025-12-08</w:t>
+      <w:t>2025-12-09</w:t>
       <w:br/>
       <w:br/>
     </w:r>

--- a/tillsyn/A 50662-2025 tillsynsbegäran.docx
+++ b/tillsyn/A 50662-2025 tillsynsbegäran.docx
@@ -478,7 +478,7 @@
     <w:r>
       <w:tab/>
       <w:tab/>
-      <w:t>2025-12-09</w:t>
+      <w:t>2025-12-10</w:t>
       <w:br/>
       <w:br/>
     </w:r>

--- a/tillsyn/A 50662-2025 tillsynsbegäran.docx
+++ b/tillsyn/A 50662-2025 tillsynsbegäran.docx
@@ -478,7 +478,7 @@
     <w:r>
       <w:tab/>
       <w:tab/>
-      <w:t>2025-12-10</w:t>
+      <w:t>2025-12-11</w:t>
       <w:br/>
       <w:br/>
     </w:r>

--- a/tillsyn/A 50662-2025 tillsynsbegäran.docx
+++ b/tillsyn/A 50662-2025 tillsynsbegäran.docx
@@ -478,7 +478,7 @@
     <w:r>
       <w:tab/>
       <w:tab/>
-      <w:t>2025-12-11</w:t>
+      <w:t>2025-12-12</w:t>
       <w:br/>
       <w:br/>
     </w:r>

--- a/tillsyn/A 50662-2025 tillsynsbegäran.docx
+++ b/tillsyn/A 50662-2025 tillsynsbegäran.docx
@@ -478,7 +478,7 @@
     <w:r>
       <w:tab/>
       <w:tab/>
-      <w:t>2025-12-12</w:t>
+      <w:t>2025-12-13</w:t>
       <w:br/>
       <w:br/>
     </w:r>

--- a/tillsyn/A 50662-2025 tillsynsbegäran.docx
+++ b/tillsyn/A 50662-2025 tillsynsbegäran.docx
@@ -478,7 +478,7 @@
     <w:r>
       <w:tab/>
       <w:tab/>
-      <w:t>2025-12-19</w:t>
+      <w:t>2025-12-20</w:t>
       <w:br/>
       <w:br/>
     </w:r>

--- a/tillsyn/A 50662-2025 tillsynsbegäran.docx
+++ b/tillsyn/A 50662-2025 tillsynsbegäran.docx
@@ -478,7 +478,7 @@
     <w:r>
       <w:tab/>
       <w:tab/>
-      <w:t>2025-12-20</w:t>
+      <w:t>2025-12-21</w:t>
       <w:br/>
       <w:br/>
     </w:r>

--- a/tillsyn/A 50662-2025 tillsynsbegäran.docx
+++ b/tillsyn/A 50662-2025 tillsynsbegäran.docx
@@ -478,7 +478,7 @@
     <w:r>
       <w:tab/>
       <w:tab/>
-      <w:t>2025-12-21</w:t>
+      <w:t>2025-12-22</w:t>
       <w:br/>
       <w:br/>
     </w:r>

--- a/tillsyn/A 50662-2025 tillsynsbegäran.docx
+++ b/tillsyn/A 50662-2025 tillsynsbegäran.docx
@@ -478,7 +478,7 @@
     <w:r>
       <w:tab/>
       <w:tab/>
-      <w:t>2025-12-22</w:t>
+      <w:t>2025-12-26</w:t>
       <w:br/>
       <w:br/>
     </w:r>

--- a/tillsyn/A 50662-2025 tillsynsbegäran.docx
+++ b/tillsyn/A 50662-2025 tillsynsbegäran.docx
@@ -478,7 +478,7 @@
     <w:r>
       <w:tab/>
       <w:tab/>
-      <w:t>2026-01-03</w:t>
+      <w:t>2026-01-04</w:t>
       <w:br/>
       <w:br/>
     </w:r>

--- a/tillsyn/A 50662-2025 tillsynsbegäran.docx
+++ b/tillsyn/A 50662-2025 tillsynsbegäran.docx
@@ -478,7 +478,7 @@
     <w:r>
       <w:tab/>
       <w:tab/>
-      <w:t>2026-01-07</w:t>
+      <w:t>2026-01-08</w:t>
       <w:br/>
       <w:br/>
     </w:r>

--- a/tillsyn/A 50662-2025 tillsynsbegäran.docx
+++ b/tillsyn/A 50662-2025 tillsynsbegäran.docx
@@ -478,7 +478,7 @@
     <w:r>
       <w:tab/>
       <w:tab/>
-      <w:t>2026-01-08</w:t>
+      <w:t>2026-01-09</w:t>
       <w:br/>
       <w:br/>
     </w:r>

--- a/tillsyn/A 50662-2025 tillsynsbegäran.docx
+++ b/tillsyn/A 50662-2025 tillsynsbegäran.docx
@@ -478,7 +478,7 @@
     <w:r>
       <w:tab/>
       <w:tab/>
-      <w:t>2026-01-09</w:t>
+      <w:t>2026-01-10</w:t>
       <w:br/>
       <w:br/>
     </w:r>

--- a/tillsyn/A 50662-2025 tillsynsbegäran.docx
+++ b/tillsyn/A 50662-2025 tillsynsbegäran.docx
@@ -478,7 +478,7 @@
     <w:r>
       <w:tab/>
       <w:tab/>
-      <w:t>2026-01-10</w:t>
+      <w:t>2026-01-11</w:t>
       <w:br/>
       <w:br/>
     </w:r>

--- a/tillsyn/A 50662-2025 tillsynsbegäran.docx
+++ b/tillsyn/A 50662-2025 tillsynsbegäran.docx
@@ -478,7 +478,7 @@
     <w:r>
       <w:tab/>
       <w:tab/>
-      <w:t>2026-01-11</w:t>
+      <w:t>2026-01-12</w:t>
       <w:br/>
       <w:br/>
     </w:r>

--- a/tillsyn/A 50662-2025 tillsynsbegäran.docx
+++ b/tillsyn/A 50662-2025 tillsynsbegäran.docx
@@ -478,7 +478,7 @@
     <w:r>
       <w:tab/>
       <w:tab/>
-      <w:t>2026-01-12</w:t>
+      <w:t>2026-01-13</w:t>
       <w:br/>
       <w:br/>
     </w:r>

--- a/tillsyn/A 50662-2025 tillsynsbegäran.docx
+++ b/tillsyn/A 50662-2025 tillsynsbegäran.docx
@@ -478,7 +478,7 @@
     <w:r>
       <w:tab/>
       <w:tab/>
-      <w:t>2026-01-13</w:t>
+      <w:t>2026-01-14</w:t>
       <w:br/>
       <w:br/>
     </w:r>

--- a/tillsyn/A 50662-2025 tillsynsbegäran.docx
+++ b/tillsyn/A 50662-2025 tillsynsbegäran.docx
@@ -478,7 +478,7 @@
     <w:r>
       <w:tab/>
       <w:tab/>
-      <w:t>2026-01-14</w:t>
+      <w:t>2026-01-15</w:t>
       <w:br/>
       <w:br/>
     </w:r>

--- a/tillsyn/A 50662-2025 tillsynsbegäran.docx
+++ b/tillsyn/A 50662-2025 tillsynsbegäran.docx
@@ -478,7 +478,7 @@
     <w:r>
       <w:tab/>
       <w:tab/>
-      <w:t>2026-01-15</w:t>
+      <w:t>2026-01-16</w:t>
       <w:br/>
       <w:br/>
     </w:r>

--- a/tillsyn/A 50662-2025 tillsynsbegäran.docx
+++ b/tillsyn/A 50662-2025 tillsynsbegäran.docx
@@ -478,7 +478,7 @@
     <w:r>
       <w:tab/>
       <w:tab/>
-      <w:t>2026-01-16</w:t>
+      <w:t>2026-01-17</w:t>
       <w:br/>
       <w:br/>
     </w:r>

--- a/tillsyn/A 50662-2025 tillsynsbegäran.docx
+++ b/tillsyn/A 50662-2025 tillsynsbegäran.docx
@@ -478,7 +478,7 @@
     <w:r>
       <w:tab/>
       <w:tab/>
-      <w:t>2026-01-17</w:t>
+      <w:t>2026-01-18</w:t>
       <w:br/>
       <w:br/>
     </w:r>

--- a/tillsyn/A 50662-2025 tillsynsbegäran.docx
+++ b/tillsyn/A 50662-2025 tillsynsbegäran.docx
@@ -478,7 +478,7 @@
     <w:r>
       <w:tab/>
       <w:tab/>
-      <w:t>2026-01-18</w:t>
+      <w:t>2026-01-19</w:t>
       <w:br/>
       <w:br/>
     </w:r>

--- a/tillsyn/A 50662-2025 tillsynsbegäran.docx
+++ b/tillsyn/A 50662-2025 tillsynsbegäran.docx
@@ -478,7 +478,7 @@
     <w:r>
       <w:tab/>
       <w:tab/>
-      <w:t>2026-01-19</w:t>
+      <w:t>2026-01-20</w:t>
       <w:br/>
       <w:br/>
     </w:r>

--- a/tillsyn/A 50662-2025 tillsynsbegäran.docx
+++ b/tillsyn/A 50662-2025 tillsynsbegäran.docx
@@ -478,7 +478,7 @@
     <w:r>
       <w:tab/>
       <w:tab/>
-      <w:t>2026-01-20</w:t>
+      <w:t>2026-01-21</w:t>
       <w:br/>
       <w:br/>
     </w:r>

--- a/tillsyn/A 50662-2025 tillsynsbegäran.docx
+++ b/tillsyn/A 50662-2025 tillsynsbegäran.docx
@@ -478,7 +478,7 @@
     <w:r>
       <w:tab/>
       <w:tab/>
-      <w:t>2026-01-21</w:t>
+      <w:t>2026-01-23</w:t>
       <w:br/>
       <w:br/>
     </w:r>

--- a/tillsyn/A 50662-2025 tillsynsbegäran.docx
+++ b/tillsyn/A 50662-2025 tillsynsbegäran.docx
@@ -478,7 +478,7 @@
     <w:r>
       <w:tab/>
       <w:tab/>
-      <w:t>2026-01-23</w:t>
+      <w:t>2026-01-24</w:t>
       <w:br/>
       <w:br/>
     </w:r>

--- a/tillsyn/A 50662-2025 tillsynsbegäran.docx
+++ b/tillsyn/A 50662-2025 tillsynsbegäran.docx
@@ -478,7 +478,7 @@
     <w:r>
       <w:tab/>
       <w:tab/>
-      <w:t>2026-01-24</w:t>
+      <w:t>2026-01-25</w:t>
       <w:br/>
       <w:br/>
     </w:r>

--- a/tillsyn/A 50662-2025 tillsynsbegäran.docx
+++ b/tillsyn/A 50662-2025 tillsynsbegäran.docx
@@ -478,7 +478,7 @@
     <w:r>
       <w:tab/>
       <w:tab/>
-      <w:t>2026-01-25</w:t>
+      <w:t>2026-01-26</w:t>
       <w:br/>
       <w:br/>
     </w:r>

--- a/tillsyn/A 50662-2025 tillsynsbegäran.docx
+++ b/tillsyn/A 50662-2025 tillsynsbegäran.docx
@@ -478,7 +478,7 @@
     <w:r>
       <w:tab/>
       <w:tab/>
-      <w:t>2026-01-26</w:t>
+      <w:t>2026-01-27</w:t>
       <w:br/>
       <w:br/>
     </w:r>

--- a/tillsyn/A 50662-2025 tillsynsbegäran.docx
+++ b/tillsyn/A 50662-2025 tillsynsbegäran.docx
@@ -478,7 +478,7 @@
     <w:r>
       <w:tab/>
       <w:tab/>
-      <w:t>2026-01-27</w:t>
+      <w:t>2026-01-28</w:t>
       <w:br/>
       <w:br/>
     </w:r>

--- a/tillsyn/A 50662-2025 tillsynsbegäran.docx
+++ b/tillsyn/A 50662-2025 tillsynsbegäran.docx
@@ -579,7 +579,7 @@
     <w:r>
       <w:tab/>
       <w:tab/>
-      <w:t>2026-02-22</w:t>
+      <w:t>2026-02-23</w:t>
       <w:br/>
       <w:br/>
     </w:r>

--- a/tillsyn/A 50662-2025 tillsynsbegäran.docx
+++ b/tillsyn/A 50662-2025 tillsynsbegäran.docx
@@ -579,7 +579,7 @@
     <w:r>
       <w:tab/>
       <w:tab/>
-      <w:t>2026-02-23</w:t>
+      <w:t>2026-02-24</w:t>
       <w:br/>
       <w:br/>
     </w:r>

--- a/tillsyn/A 50662-2025 tillsynsbegäran.docx
+++ b/tillsyn/A 50662-2025 tillsynsbegäran.docx
@@ -579,7 +579,7 @@
     <w:r>
       <w:tab/>
       <w:tab/>
-      <w:t>2026-02-24</w:t>
+      <w:t>2026-02-25</w:t>
       <w:br/>
       <w:br/>
     </w:r>

--- a/tillsyn/A 50662-2025 tillsynsbegäran.docx
+++ b/tillsyn/A 50662-2025 tillsynsbegäran.docx
@@ -579,7 +579,7 @@
     <w:r>
       <w:tab/>
       <w:tab/>
-      <w:t>2026-02-25</w:t>
+      <w:t>2026-02-26</w:t>
       <w:br/>
       <w:br/>
     </w:r>

--- a/tillsyn/A 50662-2025 tillsynsbegäran.docx
+++ b/tillsyn/A 50662-2025 tillsynsbegäran.docx
@@ -579,7 +579,7 @@
     <w:r>
       <w:tab/>
       <w:tab/>
-      <w:t>2026-02-26</w:t>
+      <w:t>2026-02-28</w:t>
       <w:br/>
       <w:br/>
     </w:r>

--- a/tillsyn/A 50662-2025 tillsynsbegäran.docx
+++ b/tillsyn/A 50662-2025 tillsynsbegäran.docx
@@ -579,7 +579,7 @@
     <w:r>
       <w:tab/>
       <w:tab/>
-      <w:t>2026-02-28</w:t>
+      <w:t>2026-03-01</w:t>
       <w:br/>
       <w:br/>
     </w:r>

--- a/tillsyn/A 50662-2025 tillsynsbegäran.docx
+++ b/tillsyn/A 50662-2025 tillsynsbegäran.docx
@@ -579,7 +579,7 @@
     <w:r>
       <w:tab/>
       <w:tab/>
-      <w:t>2026-03-01</w:t>
+      <w:t>2026-03-02</w:t>
       <w:br/>
       <w:br/>
     </w:r>

--- a/tillsyn/A 50662-2025 tillsynsbegäran.docx
+++ b/tillsyn/A 50662-2025 tillsynsbegäran.docx
@@ -579,7 +579,7 @@
     <w:r>
       <w:tab/>
       <w:tab/>
-      <w:t>2026-03-02</w:t>
+      <w:t>2026-03-03</w:t>
       <w:br/>
       <w:br/>
     </w:r>

--- a/tillsyn/A 50662-2025 tillsynsbegäran.docx
+++ b/tillsyn/A 50662-2025 tillsynsbegäran.docx
@@ -579,7 +579,7 @@
     <w:r>
       <w:tab/>
       <w:tab/>
-      <w:t>2026-03-03</w:t>
+      <w:t>2026-03-04</w:t>
       <w:br/>
       <w:br/>
     </w:r>

--- a/tillsyn/A 50662-2025 tillsynsbegäran.docx
+++ b/tillsyn/A 50662-2025 tillsynsbegäran.docx
@@ -579,7 +579,7 @@
     <w:r>
       <w:tab/>
       <w:tab/>
-      <w:t>2026-03-04</w:t>
+      <w:t>2026-03-05</w:t>
       <w:br/>
       <w:br/>
     </w:r>

--- a/tillsyn/A 50662-2025 tillsynsbegäran.docx
+++ b/tillsyn/A 50662-2025 tillsynsbegäran.docx
@@ -579,7 +579,7 @@
     <w:r>
       <w:tab/>
       <w:tab/>
-      <w:t>2026-03-05</w:t>
+      <w:t>2026-03-06</w:t>
       <w:br/>
       <w:br/>
     </w:r>

--- a/tillsyn/A 50662-2025 tillsynsbegäran.docx
+++ b/tillsyn/A 50662-2025 tillsynsbegäran.docx
@@ -579,7 +579,7 @@
     <w:r>
       <w:tab/>
       <w:tab/>
-      <w:t>2026-03-06</w:t>
+      <w:t>2026-03-07</w:t>
       <w:br/>
       <w:br/>
     </w:r>

--- a/tillsyn/A 50662-2025 tillsynsbegäran.docx
+++ b/tillsyn/A 50662-2025 tillsynsbegäran.docx
@@ -565,7 +565,7 @@
     <w:r>
       <w:tab/>
       <w:tab/>
-      <w:t>2026-06-15</w:t>
+      <w:t>2026-06-16</w:t>
       <w:br/>
       <w:br/>
     </w:r>

--- a/tillsyn/A 50662-2025 tillsynsbegäran.docx
+++ b/tillsyn/A 50662-2025 tillsynsbegäran.docx
@@ -565,7 +565,7 @@
     <w:r>
       <w:tab/>
       <w:tab/>
-      <w:t>2026-06-16</w:t>
+      <w:t>2026-06-17</w:t>
       <w:br/>
       <w:br/>
     </w:r>

--- a/tillsyn/A 50662-2025 tillsynsbegäran.docx
+++ b/tillsyn/A 50662-2025 tillsynsbegäran.docx
@@ -1,6 +1,6 @@
 
 <file path=word/document.xml><?xml version="1.0" encoding="utf-8"?>
-<w:document xmlns:wpc="http://schemas.microsoft.com/office/word/2010/wordprocessingCanvas" xmlns:cx="http://schemas.microsoft.com/office/drawing/2014/chartex" xmlns:cx1="http://schemas.microsoft.com/office/drawing/2015/9/8/chartex" xmlns:cx2="http://schemas.microsoft.com/office/drawing/2015/10/21/chartex" xmlns:cx3="http://schemas.microsoft.com/office/drawing/2016/5/9/chartex" xmlns:cx4="http://schemas.microsoft.com/office/drawing/2016/5/10/chartex" xmlns:cx5="http://schemas.microsoft.com/office/drawing/2016/5/11/chartex" xmlns:cx6="http://schemas.microsoft.com/office/drawing/2016/5/12/chartex" xmlns:cx7="http://schemas.microsoft.com/office/drawing/2016/5/13/chartex" xmlns:cx8="http://schemas.microsoft.com/office/drawing/2016/5/14/chartex" xmlns:mc="http://schemas.openxmlformats.org/markup-compatibility/2006" xmlns:aink="http://schemas.microsoft.com/office/drawing/2016/ink" xmlns:am3d="http://schemas.microsoft.com/office/drawing/2017/model3d" xmlns:o="urn:schemas-microsoft-com:office:office" xmlns:oel="http://schemas.microsoft.com/office/2019/extlst" xmlns:r="http://schemas.openxmlformats.org/officeDocument/2006/relationships" xmlns:m="http://schemas.openxmlformats.org/officeDocument/2006/math" xmlns:v="urn:schemas-microsoft-com:vml" xmlns:wp14="http://schemas.microsoft.com/office/word/2010/wordprocessingDrawing" xmlns:wp="http://schemas.openxmlformats.org/drawingml/2006/wordprocessingDrawing" xmlns:w10="urn:schemas-microsoft-com:office:word" xmlns:w="http://schemas.openxmlformats.org/wordprocessingml/2006/main" xmlns:w14="http://schemas.microsoft.com/office/word/2010/wordml" xmlns:w15="http://schemas.microsoft.com/office/word/2012/wordml" xmlns:w16cex="http://schemas.microsoft.com/office/word/2018/wordml/cex" xmlns:w16cid="http://schemas.microsoft.com/office/word/2016/wordml/cid" xmlns:w16="http://schemas.microsoft.com/office/word/2018/wordml" xmlns:w16sdtdh="http://schemas.microsoft.com/office/word/2020/wordml/sdtdatahash" xmlns:w16se="http://schemas.microsoft.com/office/word/2015/wordml/symex" xmlns:wpg="http://schemas.microsoft.com/office/word/2010/wordprocessingGroup" xmlns:wpi="http://schemas.microsoft.com/office/word/2010/wordprocessingInk" xmlns:wne="http://schemas.microsoft.com/office/word/2006/wordml" xmlns:wps="http://schemas.microsoft.com/office/word/2010/wordprocessingShape" mc:Ignorable="w14 w15 w16se w16cid w16 w16cex w16sdtdh wp14">
+<w:document xmlns:wpc="http://schemas.microsoft.com/office/word/2010/wordprocessingCanvas" xmlns:cx="http://schemas.microsoft.com/office/drawing/2014/chartex" xmlns:cx1="http://schemas.microsoft.com/office/drawing/2015/9/8/chartex" xmlns:cx2="http://schemas.microsoft.com/office/drawing/2015/10/21/chartex" xmlns:cx3="http://schemas.microsoft.com/office/drawing/2016/5/9/chartex" xmlns:cx4="http://schemas.microsoft.com/office/drawing/2016/5/10/chartex" xmlns:cx5="http://schemas.microsoft.com/office/drawing/2016/5/11/chartex" xmlns:cx6="http://schemas.microsoft.com/office/drawing/2016/5/12/chartex" xmlns:cx7="http://schemas.microsoft.com/office/drawing/2016/5/13/chartex" xmlns:cx8="http://schemas.microsoft.com/office/drawing/2016/5/14/chartex" xmlns:mc="http://schemas.openxmlformats.org/markup-compatibility/2006" xmlns:aink="http://schemas.microsoft.com/office/drawing/2016/ink" xmlns:am3d="http://schemas.microsoft.com/office/drawing/2017/model3d" xmlns:o="urn:schemas-microsoft-com:office:office" xmlns:oel="http://schemas.microsoft.com/office/2019/extlst" xmlns:r="http://schemas.openxmlformats.org/officeDocument/2006/relationships" xmlns:m="http://schemas.openxmlformats.org/officeDocument/2006/math" xmlns:v="urn:schemas-microsoft-com:vml" xmlns:wp14="http://schemas.microsoft.com/office/word/2010/wordprocessingDrawing" xmlns:wp="http://schemas.openxmlformats.org/drawingml/2006/wordprocessingDrawing" xmlns:w10="urn:schemas-microsoft-com:office:word" xmlns:w="http://schemas.openxmlformats.org/wordprocessingml/2006/main" xmlns:w14="http://schemas.microsoft.com/office/word/2010/wordml" xmlns:w15="http://schemas.microsoft.com/office/word/2012/wordml" xmlns:w16cex="http://schemas.microsoft.com/office/word/2018/wordml/cex" xmlns:w16cid="http://schemas.microsoft.com/office/word/2016/wordml/cid" xmlns:w16="http://schemas.microsoft.com/office/word/2018/wordml" xmlns:w16du="http://schemas.microsoft.com/office/word/2023/wordml/word16du" xmlns:w16sdtdh="http://schemas.microsoft.com/office/word/2020/wordml/sdtdatahash" xmlns:w16sdtfl="http://schemas.microsoft.com/office/word/2024/wordml/sdtformatlock" xmlns:w16se="http://schemas.microsoft.com/office/word/2015/wordml/symex" xmlns:wpg="http://schemas.microsoft.com/office/word/2010/wordprocessingGroup" xmlns:wpi="http://schemas.microsoft.com/office/word/2010/wordprocessingInk" xmlns:wne="http://schemas.microsoft.com/office/word/2006/wordml" xmlns:wps="http://schemas.microsoft.com/office/word/2010/wordprocessingShape" mc:Ignorable="w14 w15 w16se w16cid w16 w16cex w16sdtdh w16sdtfl w16du wp14">
   <w:body>
     <w:p>
       <w:pPr>
@@ -12,35 +12,10 @@
     </w:p>
     <w:p>
       <w:r>
-        <w:t>Detta dokument behandlar höga naturvärden i avverkningsanmälan A 50662-2025 i Ljusdals kommun. Denna avverkningsanmälan inkom 2025-10-15 16:34:46 och omfattar 16,9 ha.</w:t>
+        <w:t>Detta dokument behandlar höga naturvärden i avverkningsanmälan A 50662-2025 i Ljusdals kommun som inkom 2025-10-15 och omfattar 16,9 ha.</w:t>
       </w:r>
-    </w:p>
-    <w:p>
       <w:r>
-        <w:t>Vi begär härmed att Skogsstyrelsen fattar beslut enligt miljöbalken som säkerställer att skogens höga naturvärden bevaras samt säkerställer att EU-lagstiftning efterlevs och att artskyddsbrott förhindras. Vi önskar även ta del av de ställningstaganden och beslut som myndigheterna meddelar till följd av aktuell avverkningsanmälan och föreningens inlaga (se 34 § förvaltningslagen).</w:t>
-      </w:r>
-    </w:p>
-    <w:p>
-      <w:r>
-        <w:t>Nedan beskrivs fynd av naturvårdsarter och fridlysta arter som gjorts i det avverkningsanmälda området. I BILAGA 1 finns artfakta om fridlysta och rödlistade arter.</w:t>
-      </w:r>
-    </w:p>
-    <w:p>
-      <w:pPr>
-        <w:pStyle w:val="Heading1"/>
-      </w:pPr>
-      <w:r>
-        <w:t>Naturvårdsarter</w:t>
-      </w:r>
-    </w:p>
-    <w:p>
-      <w:r>
-        <w:t>I avverkningsanmälan har följande 3 naturvårdsarter hittats: lunglav (NT), skrovellav (NT) och tjäder (§4). Av dessa är 2 rödlistade. För rödlistade arter har rödlistekategorin angivits inom parentes. För fridlysta arter anges även paragrafen i Artskyddsförordningen som arten är fridlyst enligt.</w:t>
-      </w:r>
-    </w:p>
-    <w:p>
-      <w:r>
-        <w:t>De påträffade naturvårdsarterna är ett tydligt kvitto på att detta rör sig om en skog med höga naturvärden. I Figur 1 visas en karta över det avverkningsanmälda området, där samtliga fyndplatser för naturvårdsarter som finns registrerade på Artportalen har markerats.</w:t>
+        <w:t xml:space="preserve"> I Figur 1 visas fyndplatser för naturvårdsarter i området, som finns registrerade på Artportalen.</w:t>
       </w:r>
     </w:p>
     <w:p>
@@ -50,7 +25,7 @@
       <w:r>
         <w:drawing>
           <wp:inline xmlns:a="http://schemas.openxmlformats.org/drawingml/2006/main" xmlns:pic="http://schemas.openxmlformats.org/drawingml/2006/picture">
-            <wp:extent cx="5486400" cy="5123094"/>
+            <wp:extent cx="5486400" cy="5034823"/>
             <wp:docPr id="1" name="Picture 1"/>
             <wp:cNvGraphicFramePr>
               <a:graphicFrameLocks noChangeAspect="1"/>
@@ -71,7 +46,7 @@
                   <pic:spPr>
                     <a:xfrm>
                       <a:off x="0" y="0"/>
-                      <a:ext cx="5486400" cy="5123094"/>
+                      <a:ext cx="5486400" cy="5034823"/>
                     </a:xfrm>
                     <a:prstGeom prst="rect"/>
                   </pic:spPr>
@@ -85,9 +60,112 @@
     <w:p>
       <w:pPr>
         <w:pStyle w:val="Caption"/>
+        <w:spacing w:after="240"/>
       </w:pPr>
       <w:r>
-        <w:t>Figur 1. Fyndplatser för naturvårdsarter i det avverkningsanmälda området (röd linje). Markörer utan svart kant är placerade på fyndplatsen. Markörer med svart kant är placerade vid sidan av fyndplatsen och har ett svart streck som visar fyndplatsens exakta position. Kartans mittpunktskoordinat är N 6841290, E 479118 i SWEREF 99 TM.</w:t>
+        <w:t>Figur 1. Fyndplatser för naturvårdsarter i avverkningsanmälan (röd linje). Inom parentes anges rödlistekategorier, S för signalarter, Tför typiska arter och fridlysningsparagrafer i artskyddsförordningen.Markörer utan svart kant är placerade på fyndplatsen. Markörer med svart kant är placerade vid sidan av fyndplatsen och har ett svart streck som visar fyndplatsens exakta position. Kartans mittpunktskoordinat är N 6841290, E 479118 i SWEREF 99 TM.</w:t>
+      </w:r>
+    </w:p>
+    <w:p>
+      <w:r>
+        <w:t>Vi begär härmed att Skogsstyrelsen fattar beslut enligt miljöbalken som säkerställer att skogens höga naturvärden bevaras samt att EU-lagstiftning efterlevs och att artskyddsbrott förhindras.</w:t>
+      </w:r>
+    </w:p>
+    <w:p>
+      <w:r>
+        <w:t>Vi önskar även ta del av de ställningstaganden och beslut som myndigheten meddelar till följd av aktuell avverkningsanmälan och föreningens inlaga (se 34 § förvaltningslagen).</w:t>
+      </w:r>
+    </w:p>
+    <w:p>
+      <w:r>
+        <w:t>Nedan beskrivs fynd av naturvårdsarter och fridlysta arter som gjorts i det avverkningsanmälda området. I BILAGA 1 finns artfakta om fridlysta och rödlistade arter.</w:t>
+      </w:r>
+    </w:p>
+    <w:p>
+      <w:pPr>
+        <w:pStyle w:val="Heading1"/>
+      </w:pPr>
+      <w:r>
+        <w:t>Naturvårdsarter</w:t>
+      </w:r>
+    </w:p>
+    <w:p>
+      <w:r>
+        <w:t>I avverkningsanmälan har följande 3 naturvårdsarter hittats: lunglav (NT, T), skrovellav (NT, T) och tjäder (T, §4). Av dessa är 2 rödlistade. För rödlistade arter har rödlistekategorin angivits inom parentes. Typiska arter inom Natura 2000 som är kopplade till skogsekosystem har markerats med (T). För fridlysta arter anges även paragrafen i Artskyddsförordningen som arten är fridlyst enligt.</w:t>
+      </w:r>
+    </w:p>
+    <w:p>
+      <w:r>
+        <w:t>De påträffade naturvårdsarterna är ett tydligt kvitto på att det rör sig om en skog med höga naturvärden.</w:t>
+      </w:r>
+    </w:p>
+    <w:p>
+      <w:pPr>
+        <w:pStyle w:val="Heading2"/>
+      </w:pPr>
+      <w:r>
+        <w:t>Fridlysta arter</w:t>
+      </w:r>
+    </w:p>
+    <w:p>
+      <w:r>
+        <w:t>Följande fridlysta arter har sina livsmiljöer och växtplatser i den avverkningsanmälda skogen: tjäder (T, §4).</w:t>
+      </w:r>
+    </w:p>
+    <w:p>
+      <w:r>
+        <w:t xml:space="preserve">Observera att medlemsländerna är skyldiga att agera i enlighet med EU:s fågeldirektiv där det uttryckligen står att direktivet gäller för fåglar samt för deras ägg, bon och </w:t>
+      </w:r>
+      <w:r>
+        <w:rPr>
+          <w:b/>
+        </w:rPr>
+        <w:t xml:space="preserve">livsmiljöer </w:t>
+      </w:r>
+      <w:r>
+        <w:t>(artikel 1). Vidare att de åtgärder som vidtas inte får leda till en försämring av den nuvarande situationen beträffande bevarandet av de fågelarter som avses i artikel 1 (artikel 13). Fågeldirektivet är styrande för tillsynsansvariga myndigheters ärendehantering, ställningstaganden och beslutsfattande.</w:t>
+      </w:r>
+    </w:p>
+    <w:p>
+      <w:r>
+        <w:rPr>
+          <w:b/>
+        </w:rPr>
+        <w:t>Tjäder (§4)</w:t>
+      </w:r>
+      <w:r>
+        <w:t xml:space="preserve"> omfattas av bilaga 1 och 2 EU:s fågeldirektiv och är typisk art för </w:t>
+      </w:r>
+      <w:r>
+        <w:rPr>
+          <w:i/>
+        </w:rPr>
+        <w:t xml:space="preserve">9010 Taiga </w:t>
+      </w:r>
+      <w:r>
+        <w:t xml:space="preserve">och </w:t>
+      </w:r>
+      <w:r>
+        <w:rPr>
+          <w:i/>
+        </w:rPr>
+        <w:t>9740 Skogsbevuxen myr</w:t>
+      </w:r>
+      <w:r>
+        <w:t>. Tjädern är en utpräglad skogsfågel knuten till större sammanhängande barrskogsområden. Tupparna och hönorna utnyttjar till viss del olika miljöer, och habitatvalet varierar dessutom mellan olika delar av året. För att det ska finnas livskraftiga tjäderbestånd krävs funktionella skogslandskap med en blandning av uppvuxen, gles och luckig skog, täta sumpskogar, myrar och andra små våtmarker. Arten försvinner när skogen fragmenteras och den sammanlagda arealen hyggen och andra öppna områden blir för stor. Ett småskaligt och försiktigt virkesuttag genom hyggesfria metoder kan i vissa fall vara möjligt i området inom 200 m från lekcentrum. Längre ut från lekcentrum, inom 200–500 m bör den avverkade ytan inte överskrida 1 hektar för att undvika alltför stora och snabba förändringar (Skogsstyrelsen, 2019; SLU Artdatabanken, 2024).</w:t>
+      </w:r>
+    </w:p>
+    <w:p>
+      <w:r>
+        <w:t>I BILAGA 1 finns mer detaljerad information om ekologi samt krav på livsmiljö hos fridlysta arter.</w:t>
+      </w:r>
+    </w:p>
+    <w:p>
+      <w:pPr>
+        <w:pStyle w:val="Heading2"/>
+      </w:pPr>
+      <w:r>
+        <w:t>Övriga naturvårdsarter</w:t>
       </w:r>
     </w:p>
     <w:p>
@@ -191,67 +269,6 @@
       </w:r>
       <w:r>
         <w:t xml:space="preserve"> (SLU Artdatabanken, 2026; Nitare &amp; Skogsstyrelsen, 2019).</w:t>
-      </w:r>
-    </w:p>
-    <w:p>
-      <w:pPr>
-        <w:pStyle w:val="Heading1"/>
-      </w:pPr>
-      <w:r>
-        <w:t>Fridlysta arter</w:t>
-      </w:r>
-    </w:p>
-    <w:p>
-      <w:r>
-        <w:t>Följande fridlysta arter har sina livsmiljöer och växtplatser i den avverkningsanmälda skogen: tjäder (§4).</w:t>
-      </w:r>
-    </w:p>
-    <w:p>
-      <w:r>
-        <w:t xml:space="preserve">Observera att medlemsländerna är skyldiga att agera i enlighet med EU:s fågeldirektiv där det uttryckligen står att direktivet gäller för fåglar samt för deras ägg, bon och </w:t>
-      </w:r>
-      <w:r>
-        <w:rPr>
-          <w:b/>
-        </w:rPr>
-        <w:t xml:space="preserve">livsmiljöer </w:t>
-      </w:r>
-      <w:r>
-        <w:t>(artikel 1). Vidare att de åtgärder som vidtas inte får leda till en försämring av den nuvarande situationen beträffande bevarandet av de fågelarter som avses i artikel 1 (artikel 13). Fågeldirektivet är styrande för tillsynsansvariga myndigheters ärendehantering, ställningstaganden och beslutsfattande.</w:t>
-      </w:r>
-    </w:p>
-    <w:p>
-      <w:r>
-        <w:rPr>
-          <w:b/>
-        </w:rPr>
-        <w:t>Tjäder (§4)</w:t>
-      </w:r>
-      <w:r>
-        <w:t xml:space="preserve"> omfattas av bilaga 1 och 2 EU:s fågeldirektiv och är typisk art för </w:t>
-      </w:r>
-      <w:r>
-        <w:rPr>
-          <w:i/>
-        </w:rPr>
-        <w:t xml:space="preserve">9010 Taiga </w:t>
-      </w:r>
-      <w:r>
-        <w:t xml:space="preserve">och </w:t>
-      </w:r>
-      <w:r>
-        <w:rPr>
-          <w:i/>
-        </w:rPr>
-        <w:t>9740 Skogsbevuxen myr</w:t>
-      </w:r>
-      <w:r>
-        <w:t>. Tjädern är en utpräglad skogsfågel knuten till större sammanhängande barrskogsområden. Tupparna och hönorna utnyttjar till viss del olika miljöer, och habitatvalet varierar dessutom mellan olika delar av året. För att det ska finnas livskraftiga tjäderbestånd krävs funktionella skogslandskap med en blandning av uppvuxen, gles och luckig skog, täta sumpskogar, myrar och andra små våtmarker. Arten försvinner när skogen fragmenteras och den sammanlagda arealen hyggen och andra öppna områden blir för stor. Ett småskaligt och försiktigt virkesuttag genom hyggesfria metoder kan i vissa fall vara möjligt i området inom 200 m från lekcentrum. Längre ut från lekcentrum, inom 200–500 m bör den avverkade ytan inte överskrida 1 hektar för att undvika alltför stora och snabba förändringar (Skogsstyrelsen, 2019; SLU Artdatabanken, 2024).</w:t>
-      </w:r>
-    </w:p>
-    <w:p>
-      <w:r>
-        <w:t>I BILAGA 1 finns mer detaljerad information om ekologi samt krav på livsmiljö hos fridlysta arter.</w:t>
       </w:r>
     </w:p>
     <w:p>
@@ -455,7 +472,7 @@
 </file>
 
 <file path=word/endnotes.xml><?xml version="1.0" encoding="utf-8"?>
-<w:endnotes xmlns:wpc="http://schemas.microsoft.com/office/word/2010/wordprocessingCanvas" xmlns:cx="http://schemas.microsoft.com/office/drawing/2014/chartex" xmlns:cx1="http://schemas.microsoft.com/office/drawing/2015/9/8/chartex" xmlns:cx2="http://schemas.microsoft.com/office/drawing/2015/10/21/chartex" xmlns:cx3="http://schemas.microsoft.com/office/drawing/2016/5/9/chartex" xmlns:cx4="http://schemas.microsoft.com/office/drawing/2016/5/10/chartex" xmlns:cx5="http://schemas.microsoft.com/office/drawing/2016/5/11/chartex" xmlns:cx6="http://schemas.microsoft.com/office/drawing/2016/5/12/chartex" xmlns:cx7="http://schemas.microsoft.com/office/drawing/2016/5/13/chartex" xmlns:cx8="http://schemas.microsoft.com/office/drawing/2016/5/14/chartex" xmlns:mc="http://schemas.openxmlformats.org/markup-compatibility/2006" xmlns:aink="http://schemas.microsoft.com/office/drawing/2016/ink" xmlns:am3d="http://schemas.microsoft.com/office/drawing/2017/model3d" xmlns:o="urn:schemas-microsoft-com:office:office" xmlns:oel="http://schemas.microsoft.com/office/2019/extlst" xmlns:r="http://schemas.openxmlformats.org/officeDocument/2006/relationships" xmlns:m="http://schemas.openxmlformats.org/officeDocument/2006/math" xmlns:v="urn:schemas-microsoft-com:vml" xmlns:wp14="http://schemas.microsoft.com/office/word/2010/wordprocessingDrawing" xmlns:wp="http://schemas.openxmlformats.org/drawingml/2006/wordprocessingDrawing" xmlns:w10="urn:schemas-microsoft-com:office:word" xmlns:w="http://schemas.openxmlformats.org/wordprocessingml/2006/main" xmlns:w14="http://schemas.microsoft.com/office/word/2010/wordml" xmlns:w15="http://schemas.microsoft.com/office/word/2012/wordml" xmlns:w16cex="http://schemas.microsoft.com/office/word/2018/wordml/cex" xmlns:w16cid="http://schemas.microsoft.com/office/word/2016/wordml/cid" xmlns:w16="http://schemas.microsoft.com/office/word/2018/wordml" xmlns:w16sdtdh="http://schemas.microsoft.com/office/word/2020/wordml/sdtdatahash" xmlns:w16se="http://schemas.microsoft.com/office/word/2015/wordml/symex" xmlns:wpg="http://schemas.microsoft.com/office/word/2010/wordprocessingGroup" xmlns:wpi="http://schemas.microsoft.com/office/word/2010/wordprocessingInk" xmlns:wne="http://schemas.microsoft.com/office/word/2006/wordml" xmlns:wps="http://schemas.microsoft.com/office/word/2010/wordprocessingShape" mc:Ignorable="w14 w15 w16se w16cid w16 w16cex w16sdtdh wp14">
+<w:endnotes xmlns:wpc="http://schemas.microsoft.com/office/word/2010/wordprocessingCanvas" xmlns:cx="http://schemas.microsoft.com/office/drawing/2014/chartex" xmlns:cx1="http://schemas.microsoft.com/office/drawing/2015/9/8/chartex" xmlns:cx2="http://schemas.microsoft.com/office/drawing/2015/10/21/chartex" xmlns:cx3="http://schemas.microsoft.com/office/drawing/2016/5/9/chartex" xmlns:cx4="http://schemas.microsoft.com/office/drawing/2016/5/10/chartex" xmlns:cx5="http://schemas.microsoft.com/office/drawing/2016/5/11/chartex" xmlns:cx6="http://schemas.microsoft.com/office/drawing/2016/5/12/chartex" xmlns:cx7="http://schemas.microsoft.com/office/drawing/2016/5/13/chartex" xmlns:cx8="http://schemas.microsoft.com/office/drawing/2016/5/14/chartex" xmlns:mc="http://schemas.openxmlformats.org/markup-compatibility/2006" xmlns:aink="http://schemas.microsoft.com/office/drawing/2016/ink" xmlns:am3d="http://schemas.microsoft.com/office/drawing/2017/model3d" xmlns:o="urn:schemas-microsoft-com:office:office" xmlns:oel="http://schemas.microsoft.com/office/2019/extlst" xmlns:r="http://schemas.openxmlformats.org/officeDocument/2006/relationships" xmlns:m="http://schemas.openxmlformats.org/officeDocument/2006/math" xmlns:v="urn:schemas-microsoft-com:vml" xmlns:wp14="http://schemas.microsoft.com/office/word/2010/wordprocessingDrawing" xmlns:wp="http://schemas.openxmlformats.org/drawingml/2006/wordprocessingDrawing" xmlns:w10="urn:schemas-microsoft-com:office:word" xmlns:w="http://schemas.openxmlformats.org/wordprocessingml/2006/main" xmlns:w14="http://schemas.microsoft.com/office/word/2010/wordml" xmlns:w15="http://schemas.microsoft.com/office/word/2012/wordml" xmlns:w16cex="http://schemas.microsoft.com/office/word/2018/wordml/cex" xmlns:w16cid="http://schemas.microsoft.com/office/word/2016/wordml/cid" xmlns:w16="http://schemas.microsoft.com/office/word/2018/wordml" xmlns:w16du="http://schemas.microsoft.com/office/word/2023/wordml/word16du" xmlns:w16sdtdh="http://schemas.microsoft.com/office/word/2020/wordml/sdtdatahash" xmlns:w16sdtfl="http://schemas.microsoft.com/office/word/2024/wordml/sdtformatlock" xmlns:w16se="http://schemas.microsoft.com/office/word/2015/wordml/symex" xmlns:wpg="http://schemas.microsoft.com/office/word/2010/wordprocessingGroup" xmlns:wpi="http://schemas.microsoft.com/office/word/2010/wordprocessingInk" xmlns:wne="http://schemas.microsoft.com/office/word/2006/wordml" xmlns:wps="http://schemas.microsoft.com/office/word/2010/wordprocessingShape" mc:Ignorable="w14 w15 w16se w16cid w16 w16cex w16sdtdh w16sdtfl w16du wp14">
   <w:endnote w:type="separator" w:id="-1">
     <w:p>
       <w:pPr>
@@ -480,7 +497,7 @@
 </file>
 
 <file path=word/footer1.xml><?xml version="1.0" encoding="utf-8"?>
-<w:ftr xmlns:wpc="http://schemas.microsoft.com/office/word/2010/wordprocessingCanvas" xmlns:cx="http://schemas.microsoft.com/office/drawing/2014/chartex" xmlns:cx1="http://schemas.microsoft.com/office/drawing/2015/9/8/chartex" xmlns:cx2="http://schemas.microsoft.com/office/drawing/2015/10/21/chartex" xmlns:cx3="http://schemas.microsoft.com/office/drawing/2016/5/9/chartex" xmlns:cx4="http://schemas.microsoft.com/office/drawing/2016/5/10/chartex" xmlns:cx5="http://schemas.microsoft.com/office/drawing/2016/5/11/chartex" xmlns:cx6="http://schemas.microsoft.com/office/drawing/2016/5/12/chartex" xmlns:cx7="http://schemas.microsoft.com/office/drawing/2016/5/13/chartex" xmlns:cx8="http://schemas.microsoft.com/office/drawing/2016/5/14/chartex" xmlns:mc="http://schemas.openxmlformats.org/markup-compatibility/2006" xmlns:aink="http://schemas.microsoft.com/office/drawing/2016/ink" xmlns:am3d="http://schemas.microsoft.com/office/drawing/2017/model3d" xmlns:o="urn:schemas-microsoft-com:office:office" xmlns:oel="http://schemas.microsoft.com/office/2019/extlst" xmlns:r="http://schemas.openxmlformats.org/officeDocument/2006/relationships" xmlns:m="http://schemas.openxmlformats.org/officeDocument/2006/math" xmlns:v="urn:schemas-microsoft-com:vml" xmlns:wp14="http://schemas.microsoft.com/office/word/2010/wordprocessingDrawing" xmlns:wp="http://schemas.openxmlformats.org/drawingml/2006/wordprocessingDrawing" xmlns:w10="urn:schemas-microsoft-com:office:word" xmlns:w="http://schemas.openxmlformats.org/wordprocessingml/2006/main" xmlns:w14="http://schemas.microsoft.com/office/word/2010/wordml" xmlns:w15="http://schemas.microsoft.com/office/word/2012/wordml" xmlns:w16cex="http://schemas.microsoft.com/office/word/2018/wordml/cex" xmlns:w16cid="http://schemas.microsoft.com/office/word/2016/wordml/cid" xmlns:w16="http://schemas.microsoft.com/office/word/2018/wordml" xmlns:w16sdtdh="http://schemas.microsoft.com/office/word/2020/wordml/sdtdatahash" xmlns:w16se="http://schemas.microsoft.com/office/word/2015/wordml/symex" xmlns:wpg="http://schemas.microsoft.com/office/word/2010/wordprocessingGroup" xmlns:wpi="http://schemas.microsoft.com/office/word/2010/wordprocessingInk" xmlns:wne="http://schemas.microsoft.com/office/word/2006/wordml" xmlns:wps="http://schemas.microsoft.com/office/word/2010/wordprocessingShape" mc:Ignorable="w14 w15 w16se w16cid w16 w16cex w16sdtdh wp14">
+<w:ftr xmlns:wpc="http://schemas.microsoft.com/office/word/2010/wordprocessingCanvas" xmlns:cx="http://schemas.microsoft.com/office/drawing/2014/chartex" xmlns:cx1="http://schemas.microsoft.com/office/drawing/2015/9/8/chartex" xmlns:cx2="http://schemas.microsoft.com/office/drawing/2015/10/21/chartex" xmlns:cx3="http://schemas.microsoft.com/office/drawing/2016/5/9/chartex" xmlns:cx4="http://schemas.microsoft.com/office/drawing/2016/5/10/chartex" xmlns:cx5="http://schemas.microsoft.com/office/drawing/2016/5/11/chartex" xmlns:cx6="http://schemas.microsoft.com/office/drawing/2016/5/12/chartex" xmlns:cx7="http://schemas.microsoft.com/office/drawing/2016/5/13/chartex" xmlns:cx8="http://schemas.microsoft.com/office/drawing/2016/5/14/chartex" xmlns:mc="http://schemas.openxmlformats.org/markup-compatibility/2006" xmlns:aink="http://schemas.microsoft.com/office/drawing/2016/ink" xmlns:am3d="http://schemas.microsoft.com/office/drawing/2017/model3d" xmlns:o="urn:schemas-microsoft-com:office:office" xmlns:oel="http://schemas.microsoft.com/office/2019/extlst" xmlns:r="http://schemas.openxmlformats.org/officeDocument/2006/relationships" xmlns:m="http://schemas.openxmlformats.org/officeDocument/2006/math" xmlns:v="urn:schemas-microsoft-com:vml" xmlns:wp14="http://schemas.microsoft.com/office/word/2010/wordprocessingDrawing" xmlns:wp="http://schemas.openxmlformats.org/drawingml/2006/wordprocessingDrawing" xmlns:w10="urn:schemas-microsoft-com:office:word" xmlns:w="http://schemas.openxmlformats.org/wordprocessingml/2006/main" xmlns:w14="http://schemas.microsoft.com/office/word/2010/wordml" xmlns:w15="http://schemas.microsoft.com/office/word/2012/wordml" xmlns:w16cex="http://schemas.microsoft.com/office/word/2018/wordml/cex" xmlns:w16cid="http://schemas.microsoft.com/office/word/2016/wordml/cid" xmlns:w16="http://schemas.microsoft.com/office/word/2018/wordml" xmlns:w16du="http://schemas.microsoft.com/office/word/2023/wordml/word16du" xmlns:w16sdtdh="http://schemas.microsoft.com/office/word/2020/wordml/sdtdatahash" xmlns:w16sdtfl="http://schemas.microsoft.com/office/word/2024/wordml/sdtformatlock" xmlns:w16se="http://schemas.microsoft.com/office/word/2015/wordml/symex" xmlns:wpg="http://schemas.microsoft.com/office/word/2010/wordprocessingGroup" xmlns:wpi="http://schemas.microsoft.com/office/word/2010/wordprocessingInk" xmlns:wne="http://schemas.microsoft.com/office/word/2006/wordml" xmlns:wps="http://schemas.microsoft.com/office/word/2010/wordprocessingShape" mc:Ignorable="w14 w15 w16se w16cid w16 w16cex w16sdtdh w16sdtfl w16du wp14">
   <w:p>
     <w:pPr>
       <w:pStyle w:val="Footer"/>
@@ -490,7 +507,7 @@
 </file>
 
 <file path=word/footer2.xml><?xml version="1.0" encoding="utf-8"?>
-<w:ftr xmlns:wpc="http://schemas.microsoft.com/office/word/2010/wordprocessingCanvas" xmlns:cx="http://schemas.microsoft.com/office/drawing/2014/chartex" xmlns:cx1="http://schemas.microsoft.com/office/drawing/2015/9/8/chartex" xmlns:cx2="http://schemas.microsoft.com/office/drawing/2015/10/21/chartex" xmlns:cx3="http://schemas.microsoft.com/office/drawing/2016/5/9/chartex" xmlns:cx4="http://schemas.microsoft.com/office/drawing/2016/5/10/chartex" xmlns:cx5="http://schemas.microsoft.com/office/drawing/2016/5/11/chartex" xmlns:cx6="http://schemas.microsoft.com/office/drawing/2016/5/12/chartex" xmlns:cx7="http://schemas.microsoft.com/office/drawing/2016/5/13/chartex" xmlns:cx8="http://schemas.microsoft.com/office/drawing/2016/5/14/chartex" xmlns:mc="http://schemas.openxmlformats.org/markup-compatibility/2006" xmlns:aink="http://schemas.microsoft.com/office/drawing/2016/ink" xmlns:am3d="http://schemas.microsoft.com/office/drawing/2017/model3d" xmlns:o="urn:schemas-microsoft-com:office:office" xmlns:oel="http://schemas.microsoft.com/office/2019/extlst" xmlns:r="http://schemas.openxmlformats.org/officeDocument/2006/relationships" xmlns:m="http://schemas.openxmlformats.org/officeDocument/2006/math" xmlns:v="urn:schemas-microsoft-com:vml" xmlns:wp14="http://schemas.microsoft.com/office/word/2010/wordprocessingDrawing" xmlns:wp="http://schemas.openxmlformats.org/drawingml/2006/wordprocessingDrawing" xmlns:w10="urn:schemas-microsoft-com:office:word" xmlns:w="http://schemas.openxmlformats.org/wordprocessingml/2006/main" xmlns:w14="http://schemas.microsoft.com/office/word/2010/wordml" xmlns:w15="http://schemas.microsoft.com/office/word/2012/wordml" xmlns:w16cex="http://schemas.microsoft.com/office/word/2018/wordml/cex" xmlns:w16cid="http://schemas.microsoft.com/office/word/2016/wordml/cid" xmlns:w16="http://schemas.microsoft.com/office/word/2018/wordml" xmlns:w16sdtdh="http://schemas.microsoft.com/office/word/2020/wordml/sdtdatahash" xmlns:w16se="http://schemas.microsoft.com/office/word/2015/wordml/symex" xmlns:wpg="http://schemas.microsoft.com/office/word/2010/wordprocessingGroup" xmlns:wpi="http://schemas.microsoft.com/office/word/2010/wordprocessingInk" xmlns:wne="http://schemas.microsoft.com/office/word/2006/wordml" xmlns:wps="http://schemas.microsoft.com/office/word/2010/wordprocessingShape" mc:Ignorable="w14 w15 w16se w16cid w16 w16cex w16sdtdh wp14">
+<w:ftr xmlns:wpc="http://schemas.microsoft.com/office/word/2010/wordprocessingCanvas" xmlns:cx="http://schemas.microsoft.com/office/drawing/2014/chartex" xmlns:cx1="http://schemas.microsoft.com/office/drawing/2015/9/8/chartex" xmlns:cx2="http://schemas.microsoft.com/office/drawing/2015/10/21/chartex" xmlns:cx3="http://schemas.microsoft.com/office/drawing/2016/5/9/chartex" xmlns:cx4="http://schemas.microsoft.com/office/drawing/2016/5/10/chartex" xmlns:cx5="http://schemas.microsoft.com/office/drawing/2016/5/11/chartex" xmlns:cx6="http://schemas.microsoft.com/office/drawing/2016/5/12/chartex" xmlns:cx7="http://schemas.microsoft.com/office/drawing/2016/5/13/chartex" xmlns:cx8="http://schemas.microsoft.com/office/drawing/2016/5/14/chartex" xmlns:mc="http://schemas.openxmlformats.org/markup-compatibility/2006" xmlns:aink="http://schemas.microsoft.com/office/drawing/2016/ink" xmlns:am3d="http://schemas.microsoft.com/office/drawing/2017/model3d" xmlns:o="urn:schemas-microsoft-com:office:office" xmlns:oel="http://schemas.microsoft.com/office/2019/extlst" xmlns:r="http://schemas.openxmlformats.org/officeDocument/2006/relationships" xmlns:m="http://schemas.openxmlformats.org/officeDocument/2006/math" xmlns:v="urn:schemas-microsoft-com:vml" xmlns:wp14="http://schemas.microsoft.com/office/word/2010/wordprocessingDrawing" xmlns:wp="http://schemas.openxmlformats.org/drawingml/2006/wordprocessingDrawing" xmlns:w10="urn:schemas-microsoft-com:office:word" xmlns:w="http://schemas.openxmlformats.org/wordprocessingml/2006/main" xmlns:w14="http://schemas.microsoft.com/office/word/2010/wordml" xmlns:w15="http://schemas.microsoft.com/office/word/2012/wordml" xmlns:w16cex="http://schemas.microsoft.com/office/word/2018/wordml/cex" xmlns:w16cid="http://schemas.microsoft.com/office/word/2016/wordml/cid" xmlns:w16="http://schemas.microsoft.com/office/word/2018/wordml" xmlns:w16du="http://schemas.microsoft.com/office/word/2023/wordml/word16du" xmlns:w16sdtdh="http://schemas.microsoft.com/office/word/2020/wordml/sdtdatahash" xmlns:w16sdtfl="http://schemas.microsoft.com/office/word/2024/wordml/sdtformatlock" xmlns:w16se="http://schemas.microsoft.com/office/word/2015/wordml/symex" xmlns:wpg="http://schemas.microsoft.com/office/word/2010/wordprocessingGroup" xmlns:wpi="http://schemas.microsoft.com/office/word/2010/wordprocessingInk" xmlns:wne="http://schemas.microsoft.com/office/word/2006/wordml" xmlns:wps="http://schemas.microsoft.com/office/word/2010/wordprocessingShape" mc:Ignorable="w14 w15 w16se w16cid w16 w16cex w16sdtdh w16sdtfl w16du wp14">
   <w:p>
     <w:pPr>
       <w:pStyle w:val="Footer"/>
@@ -500,7 +517,7 @@
 </file>
 
 <file path=word/footer3.xml><?xml version="1.0" encoding="utf-8"?>
-<w:ftr xmlns:wpc="http://schemas.microsoft.com/office/word/2010/wordprocessingCanvas" xmlns:cx="http://schemas.microsoft.com/office/drawing/2014/chartex" xmlns:cx1="http://schemas.microsoft.com/office/drawing/2015/9/8/chartex" xmlns:cx2="http://schemas.microsoft.com/office/drawing/2015/10/21/chartex" xmlns:cx3="http://schemas.microsoft.com/office/drawing/2016/5/9/chartex" xmlns:cx4="http://schemas.microsoft.com/office/drawing/2016/5/10/chartex" xmlns:cx5="http://schemas.microsoft.com/office/drawing/2016/5/11/chartex" xmlns:cx6="http://schemas.microsoft.com/office/drawing/2016/5/12/chartex" xmlns:cx7="http://schemas.microsoft.com/office/drawing/2016/5/13/chartex" xmlns:cx8="http://schemas.microsoft.com/office/drawing/2016/5/14/chartex" xmlns:mc="http://schemas.openxmlformats.org/markup-compatibility/2006" xmlns:aink="http://schemas.microsoft.com/office/drawing/2016/ink" xmlns:am3d="http://schemas.microsoft.com/office/drawing/2017/model3d" xmlns:o="urn:schemas-microsoft-com:office:office" xmlns:oel="http://schemas.microsoft.com/office/2019/extlst" xmlns:r="http://schemas.openxmlformats.org/officeDocument/2006/relationships" xmlns:m="http://schemas.openxmlformats.org/officeDocument/2006/math" xmlns:v="urn:schemas-microsoft-com:vml" xmlns:wp14="http://schemas.microsoft.com/office/word/2010/wordprocessingDrawing" xmlns:wp="http://schemas.openxmlformats.org/drawingml/2006/wordprocessingDrawing" xmlns:w10="urn:schemas-microsoft-com:office:word" xmlns:w="http://schemas.openxmlformats.org/wordprocessingml/2006/main" xmlns:w14="http://schemas.microsoft.com/office/word/2010/wordml" xmlns:w15="http://schemas.microsoft.com/office/word/2012/wordml" xmlns:w16cex="http://schemas.microsoft.com/office/word/2018/wordml/cex" xmlns:w16cid="http://schemas.microsoft.com/office/word/2016/wordml/cid" xmlns:w16="http://schemas.microsoft.com/office/word/2018/wordml" xmlns:w16sdtdh="http://schemas.microsoft.com/office/word/2020/wordml/sdtdatahash" xmlns:w16se="http://schemas.microsoft.com/office/word/2015/wordml/symex" xmlns:wpg="http://schemas.microsoft.com/office/word/2010/wordprocessingGroup" xmlns:wpi="http://schemas.microsoft.com/office/word/2010/wordprocessingInk" xmlns:wne="http://schemas.microsoft.com/office/word/2006/wordml" xmlns:wps="http://schemas.microsoft.com/office/word/2010/wordprocessingShape" mc:Ignorable="w14 w15 w16se w16cid w16 w16cex w16sdtdh wp14">
+<w:ftr xmlns:wpc="http://schemas.microsoft.com/office/word/2010/wordprocessingCanvas" xmlns:cx="http://schemas.microsoft.com/office/drawing/2014/chartex" xmlns:cx1="http://schemas.microsoft.com/office/drawing/2015/9/8/chartex" xmlns:cx2="http://schemas.microsoft.com/office/drawing/2015/10/21/chartex" xmlns:cx3="http://schemas.microsoft.com/office/drawing/2016/5/9/chartex" xmlns:cx4="http://schemas.microsoft.com/office/drawing/2016/5/10/chartex" xmlns:cx5="http://schemas.microsoft.com/office/drawing/2016/5/11/chartex" xmlns:cx6="http://schemas.microsoft.com/office/drawing/2016/5/12/chartex" xmlns:cx7="http://schemas.microsoft.com/office/drawing/2016/5/13/chartex" xmlns:cx8="http://schemas.microsoft.com/office/drawing/2016/5/14/chartex" xmlns:mc="http://schemas.openxmlformats.org/markup-compatibility/2006" xmlns:aink="http://schemas.microsoft.com/office/drawing/2016/ink" xmlns:am3d="http://schemas.microsoft.com/office/drawing/2017/model3d" xmlns:o="urn:schemas-microsoft-com:office:office" xmlns:oel="http://schemas.microsoft.com/office/2019/extlst" xmlns:r="http://schemas.openxmlformats.org/officeDocument/2006/relationships" xmlns:m="http://schemas.openxmlformats.org/officeDocument/2006/math" xmlns:v="urn:schemas-microsoft-com:vml" xmlns:wp14="http://schemas.microsoft.com/office/word/2010/wordprocessingDrawing" xmlns:wp="http://schemas.openxmlformats.org/drawingml/2006/wordprocessingDrawing" xmlns:w10="urn:schemas-microsoft-com:office:word" xmlns:w="http://schemas.openxmlformats.org/wordprocessingml/2006/main" xmlns:w14="http://schemas.microsoft.com/office/word/2010/wordml" xmlns:w15="http://schemas.microsoft.com/office/word/2012/wordml" xmlns:w16cex="http://schemas.microsoft.com/office/word/2018/wordml/cex" xmlns:w16cid="http://schemas.microsoft.com/office/word/2016/wordml/cid" xmlns:w16="http://schemas.microsoft.com/office/word/2018/wordml" xmlns:w16du="http://schemas.microsoft.com/office/word/2023/wordml/word16du" xmlns:w16sdtdh="http://schemas.microsoft.com/office/word/2020/wordml/sdtdatahash" xmlns:w16sdtfl="http://schemas.microsoft.com/office/word/2024/wordml/sdtformatlock" xmlns:w16se="http://schemas.microsoft.com/office/word/2015/wordml/symex" xmlns:wpg="http://schemas.microsoft.com/office/word/2010/wordprocessingGroup" xmlns:wpi="http://schemas.microsoft.com/office/word/2010/wordprocessingInk" xmlns:wne="http://schemas.microsoft.com/office/word/2006/wordml" xmlns:wps="http://schemas.microsoft.com/office/word/2010/wordprocessingShape" mc:Ignorable="w14 w15 w16se w16cid w16 w16cex w16sdtdh w16sdtfl w16du wp14">
   <w:p>
     <w:pPr>
       <w:pStyle w:val="Footer"/>
@@ -510,7 +527,7 @@
 </file>
 
 <file path=word/footnotes.xml><?xml version="1.0" encoding="utf-8"?>
-<w:footnotes xmlns:wpc="http://schemas.microsoft.com/office/word/2010/wordprocessingCanvas" xmlns:cx="http://schemas.microsoft.com/office/drawing/2014/chartex" xmlns:cx1="http://schemas.microsoft.com/office/drawing/2015/9/8/chartex" xmlns:cx2="http://schemas.microsoft.com/office/drawing/2015/10/21/chartex" xmlns:cx3="http://schemas.microsoft.com/office/drawing/2016/5/9/chartex" xmlns:cx4="http://schemas.microsoft.com/office/drawing/2016/5/10/chartex" xmlns:cx5="http://schemas.microsoft.com/office/drawing/2016/5/11/chartex" xmlns:cx6="http://schemas.microsoft.com/office/drawing/2016/5/12/chartex" xmlns:cx7="http://schemas.microsoft.com/office/drawing/2016/5/13/chartex" xmlns:cx8="http://schemas.microsoft.com/office/drawing/2016/5/14/chartex" xmlns:mc="http://schemas.openxmlformats.org/markup-compatibility/2006" xmlns:aink="http://schemas.microsoft.com/office/drawing/2016/ink" xmlns:am3d="http://schemas.microsoft.com/office/drawing/2017/model3d" xmlns:o="urn:schemas-microsoft-com:office:office" xmlns:oel="http://schemas.microsoft.com/office/2019/extlst" xmlns:r="http://schemas.openxmlformats.org/officeDocument/2006/relationships" xmlns:m="http://schemas.openxmlformats.org/officeDocument/2006/math" xmlns:v="urn:schemas-microsoft-com:vml" xmlns:wp14="http://schemas.microsoft.com/office/word/2010/wordprocessingDrawing" xmlns:wp="http://schemas.openxmlformats.org/drawingml/2006/wordprocessingDrawing" xmlns:w10="urn:schemas-microsoft-com:office:word" xmlns:w="http://schemas.openxmlformats.org/wordprocessingml/2006/main" xmlns:w14="http://schemas.microsoft.com/office/word/2010/wordml" xmlns:w15="http://schemas.microsoft.com/office/word/2012/wordml" xmlns:w16cex="http://schemas.microsoft.com/office/word/2018/wordml/cex" xmlns:w16cid="http://schemas.microsoft.com/office/word/2016/wordml/cid" xmlns:w16="http://schemas.microsoft.com/office/word/2018/wordml" xmlns:w16sdtdh="http://schemas.microsoft.com/office/word/2020/wordml/sdtdatahash" xmlns:w16se="http://schemas.microsoft.com/office/word/2015/wordml/symex" xmlns:wpg="http://schemas.microsoft.com/office/word/2010/wordprocessingGroup" xmlns:wpi="http://schemas.microsoft.com/office/word/2010/wordprocessingInk" xmlns:wne="http://schemas.microsoft.com/office/word/2006/wordml" xmlns:wps="http://schemas.microsoft.com/office/word/2010/wordprocessingShape" mc:Ignorable="w14 w15 w16se w16cid w16 w16cex w16sdtdh wp14">
+<w:footnotes xmlns:wpc="http://schemas.microsoft.com/office/word/2010/wordprocessingCanvas" xmlns:cx="http://schemas.microsoft.com/office/drawing/2014/chartex" xmlns:cx1="http://schemas.microsoft.com/office/drawing/2015/9/8/chartex" xmlns:cx2="http://schemas.microsoft.com/office/drawing/2015/10/21/chartex" xmlns:cx3="http://schemas.microsoft.com/office/drawing/2016/5/9/chartex" xmlns:cx4="http://schemas.microsoft.com/office/drawing/2016/5/10/chartex" xmlns:cx5="http://schemas.microsoft.com/office/drawing/2016/5/11/chartex" xmlns:cx6="http://schemas.microsoft.com/office/drawing/2016/5/12/chartex" xmlns:cx7="http://schemas.microsoft.com/office/drawing/2016/5/13/chartex" xmlns:cx8="http://schemas.microsoft.com/office/drawing/2016/5/14/chartex" xmlns:mc="http://schemas.openxmlformats.org/markup-compatibility/2006" xmlns:aink="http://schemas.microsoft.com/office/drawing/2016/ink" xmlns:am3d="http://schemas.microsoft.com/office/drawing/2017/model3d" xmlns:o="urn:schemas-microsoft-com:office:office" xmlns:oel="http://schemas.microsoft.com/office/2019/extlst" xmlns:r="http://schemas.openxmlformats.org/officeDocument/2006/relationships" xmlns:m="http://schemas.openxmlformats.org/officeDocument/2006/math" xmlns:v="urn:schemas-microsoft-com:vml" xmlns:wp14="http://schemas.microsoft.com/office/word/2010/wordprocessingDrawing" xmlns:wp="http://schemas.openxmlformats.org/drawingml/2006/wordprocessingDrawing" xmlns:w10="urn:schemas-microsoft-com:office:word" xmlns:w="http://schemas.openxmlformats.org/wordprocessingml/2006/main" xmlns:w14="http://schemas.microsoft.com/office/word/2010/wordml" xmlns:w15="http://schemas.microsoft.com/office/word/2012/wordml" xmlns:w16cex="http://schemas.microsoft.com/office/word/2018/wordml/cex" xmlns:w16cid="http://schemas.microsoft.com/office/word/2016/wordml/cid" xmlns:w16="http://schemas.microsoft.com/office/word/2018/wordml" xmlns:w16du="http://schemas.microsoft.com/office/word/2023/wordml/word16du" xmlns:w16sdtdh="http://schemas.microsoft.com/office/word/2020/wordml/sdtdatahash" xmlns:w16sdtfl="http://schemas.microsoft.com/office/word/2024/wordml/sdtformatlock" xmlns:w16se="http://schemas.microsoft.com/office/word/2015/wordml/symex" xmlns:wpg="http://schemas.microsoft.com/office/word/2010/wordprocessingGroup" xmlns:wpi="http://schemas.microsoft.com/office/word/2010/wordprocessingInk" xmlns:wne="http://schemas.microsoft.com/office/word/2006/wordml" xmlns:wps="http://schemas.microsoft.com/office/word/2010/wordprocessingShape" mc:Ignorable="w14 w15 w16se w16cid w16 w16cex w16sdtdh w16sdtfl w16du wp14">
   <w:footnote w:type="separator" w:id="-1">
     <w:p>
       <w:pPr>
@@ -535,7 +552,7 @@
 </file>
 
 <file path=word/header1.xml><?xml version="1.0" encoding="utf-8"?>
-<w:hdr xmlns:wpc="http://schemas.microsoft.com/office/word/2010/wordprocessingCanvas" xmlns:cx="http://schemas.microsoft.com/office/drawing/2014/chartex" xmlns:cx1="http://schemas.microsoft.com/office/drawing/2015/9/8/chartex" xmlns:cx2="http://schemas.microsoft.com/office/drawing/2015/10/21/chartex" xmlns:cx3="http://schemas.microsoft.com/office/drawing/2016/5/9/chartex" xmlns:cx4="http://schemas.microsoft.com/office/drawing/2016/5/10/chartex" xmlns:cx5="http://schemas.microsoft.com/office/drawing/2016/5/11/chartex" xmlns:cx6="http://schemas.microsoft.com/office/drawing/2016/5/12/chartex" xmlns:cx7="http://schemas.microsoft.com/office/drawing/2016/5/13/chartex" xmlns:cx8="http://schemas.microsoft.com/office/drawing/2016/5/14/chartex" xmlns:mc="http://schemas.openxmlformats.org/markup-compatibility/2006" xmlns:aink="http://schemas.microsoft.com/office/drawing/2016/ink" xmlns:am3d="http://schemas.microsoft.com/office/drawing/2017/model3d" xmlns:o="urn:schemas-microsoft-com:office:office" xmlns:oel="http://schemas.microsoft.com/office/2019/extlst" xmlns:r="http://schemas.openxmlformats.org/officeDocument/2006/relationships" xmlns:m="http://schemas.openxmlformats.org/officeDocument/2006/math" xmlns:v="urn:schemas-microsoft-com:vml" xmlns:wp14="http://schemas.microsoft.com/office/word/2010/wordprocessingDrawing" xmlns:wp="http://schemas.openxmlformats.org/drawingml/2006/wordprocessingDrawing" xmlns:w10="urn:schemas-microsoft-com:office:word" xmlns:w="http://schemas.openxmlformats.org/wordprocessingml/2006/main" xmlns:w14="http://schemas.microsoft.com/office/word/2010/wordml" xmlns:w15="http://schemas.microsoft.com/office/word/2012/wordml" xmlns:w16cex="http://schemas.microsoft.com/office/word/2018/wordml/cex" xmlns:w16cid="http://schemas.microsoft.com/office/word/2016/wordml/cid" xmlns:w16="http://schemas.microsoft.com/office/word/2018/wordml" xmlns:w16sdtdh="http://schemas.microsoft.com/office/word/2020/wordml/sdtdatahash" xmlns:w16se="http://schemas.microsoft.com/office/word/2015/wordml/symex" xmlns:wpg="http://schemas.microsoft.com/office/word/2010/wordprocessingGroup" xmlns:wpi="http://schemas.microsoft.com/office/word/2010/wordprocessingInk" xmlns:wne="http://schemas.microsoft.com/office/word/2006/wordml" xmlns:wps="http://schemas.microsoft.com/office/word/2010/wordprocessingShape" mc:Ignorable="w14 w15 w16se w16cid w16 w16cex w16sdtdh wp14">
+<w:hdr xmlns:wpc="http://schemas.microsoft.com/office/word/2010/wordprocessingCanvas" xmlns:cx="http://schemas.microsoft.com/office/drawing/2014/chartex" xmlns:cx1="http://schemas.microsoft.com/office/drawing/2015/9/8/chartex" xmlns:cx2="http://schemas.microsoft.com/office/drawing/2015/10/21/chartex" xmlns:cx3="http://schemas.microsoft.com/office/drawing/2016/5/9/chartex" xmlns:cx4="http://schemas.microsoft.com/office/drawing/2016/5/10/chartex" xmlns:cx5="http://schemas.microsoft.com/office/drawing/2016/5/11/chartex" xmlns:cx6="http://schemas.microsoft.com/office/drawing/2016/5/12/chartex" xmlns:cx7="http://schemas.microsoft.com/office/drawing/2016/5/13/chartex" xmlns:cx8="http://schemas.microsoft.com/office/drawing/2016/5/14/chartex" xmlns:mc="http://schemas.openxmlformats.org/markup-compatibility/2006" xmlns:aink="http://schemas.microsoft.com/office/drawing/2016/ink" xmlns:am3d="http://schemas.microsoft.com/office/drawing/2017/model3d" xmlns:o="urn:schemas-microsoft-com:office:office" xmlns:oel="http://schemas.microsoft.com/office/2019/extlst" xmlns:r="http://schemas.openxmlformats.org/officeDocument/2006/relationships" xmlns:m="http://schemas.openxmlformats.org/officeDocument/2006/math" xmlns:v="urn:schemas-microsoft-com:vml" xmlns:wp14="http://schemas.microsoft.com/office/word/2010/wordprocessingDrawing" xmlns:wp="http://schemas.openxmlformats.org/drawingml/2006/wordprocessingDrawing" xmlns:w10="urn:schemas-microsoft-com:office:word" xmlns:w="http://schemas.openxmlformats.org/wordprocessingml/2006/main" xmlns:w14="http://schemas.microsoft.com/office/word/2010/wordml" xmlns:w15="http://schemas.microsoft.com/office/word/2012/wordml" xmlns:w16cex="http://schemas.microsoft.com/office/word/2018/wordml/cex" xmlns:w16cid="http://schemas.microsoft.com/office/word/2016/wordml/cid" xmlns:w16="http://schemas.microsoft.com/office/word/2018/wordml" xmlns:w16du="http://schemas.microsoft.com/office/word/2023/wordml/word16du" xmlns:w16sdtdh="http://schemas.microsoft.com/office/word/2020/wordml/sdtdatahash" xmlns:w16sdtfl="http://schemas.microsoft.com/office/word/2024/wordml/sdtformatlock" xmlns:w16se="http://schemas.microsoft.com/office/word/2015/wordml/symex" xmlns:wpg="http://schemas.microsoft.com/office/word/2010/wordprocessingGroup" xmlns:wpi="http://schemas.microsoft.com/office/word/2010/wordprocessingInk" xmlns:wne="http://schemas.microsoft.com/office/word/2006/wordml" xmlns:wps="http://schemas.microsoft.com/office/word/2010/wordprocessingShape" mc:Ignorable="w14 w15 w16se w16cid w16 w16cex w16sdtdh w16sdtfl w16du wp14">
   <w:p>
     <w:pPr>
       <w:pStyle w:val="Header"/>
@@ -545,7 +562,7 @@
 </file>
 
 <file path=word/header2.xml><?xml version="1.0" encoding="utf-8"?>
-<w:hdr xmlns:wpc="http://schemas.microsoft.com/office/word/2010/wordprocessingCanvas" xmlns:cx="http://schemas.microsoft.com/office/drawing/2014/chartex" xmlns:cx1="http://schemas.microsoft.com/office/drawing/2015/9/8/chartex" xmlns:cx2="http://schemas.microsoft.com/office/drawing/2015/10/21/chartex" xmlns:cx3="http://schemas.microsoft.com/office/drawing/2016/5/9/chartex" xmlns:cx4="http://schemas.microsoft.com/office/drawing/2016/5/10/chartex" xmlns:cx5="http://schemas.microsoft.com/office/drawing/2016/5/11/chartex" xmlns:cx6="http://schemas.microsoft.com/office/drawing/2016/5/12/chartex" xmlns:cx7="http://schemas.microsoft.com/office/drawing/2016/5/13/chartex" xmlns:cx8="http://schemas.microsoft.com/office/drawing/2016/5/14/chartex" xmlns:mc="http://schemas.openxmlformats.org/markup-compatibility/2006" xmlns:aink="http://schemas.microsoft.com/office/drawing/2016/ink" xmlns:am3d="http://schemas.microsoft.com/office/drawing/2017/model3d" xmlns:o="urn:schemas-microsoft-com:office:office" xmlns:oel="http://schemas.microsoft.com/office/2019/extlst" xmlns:r="http://schemas.openxmlformats.org/officeDocument/2006/relationships" xmlns:m="http://schemas.openxmlformats.org/officeDocument/2006/math" xmlns:v="urn:schemas-microsoft-com:vml" xmlns:wp14="http://schemas.microsoft.com/office/word/2010/wordprocessingDrawing" xmlns:wp="http://schemas.openxmlformats.org/drawingml/2006/wordprocessingDrawing" xmlns:w10="urn:schemas-microsoft-com:office:word" xmlns:w="http://schemas.openxmlformats.org/wordprocessingml/2006/main" xmlns:w14="http://schemas.microsoft.com/office/word/2010/wordml" xmlns:w15="http://schemas.microsoft.com/office/word/2012/wordml" xmlns:w16cex="http://schemas.microsoft.com/office/word/2018/wordml/cex" xmlns:w16cid="http://schemas.microsoft.com/office/word/2016/wordml/cid" xmlns:w16="http://schemas.microsoft.com/office/word/2018/wordml" xmlns:w16sdtdh="http://schemas.microsoft.com/office/word/2020/wordml/sdtdatahash" xmlns:w16se="http://schemas.microsoft.com/office/word/2015/wordml/symex" xmlns:wpg="http://schemas.microsoft.com/office/word/2010/wordprocessingGroup" xmlns:wpi="http://schemas.microsoft.com/office/word/2010/wordprocessingInk" xmlns:wne="http://schemas.microsoft.com/office/word/2006/wordml" xmlns:wps="http://schemas.microsoft.com/office/word/2010/wordprocessingShape" mc:Ignorable="w14 w15 w16se w16cid w16 w16cex w16sdtdh wp14">
+<w:hdr xmlns:wpc="http://schemas.microsoft.com/office/word/2010/wordprocessingCanvas" xmlns:cx="http://schemas.microsoft.com/office/drawing/2014/chartex" xmlns:cx1="http://schemas.microsoft.com/office/drawing/2015/9/8/chartex" xmlns:cx2="http://schemas.microsoft.com/office/drawing/2015/10/21/chartex" xmlns:cx3="http://schemas.microsoft.com/office/drawing/2016/5/9/chartex" xmlns:cx4="http://schemas.microsoft.com/office/drawing/2016/5/10/chartex" xmlns:cx5="http://schemas.microsoft.com/office/drawing/2016/5/11/chartex" xmlns:cx6="http://schemas.microsoft.com/office/drawing/2016/5/12/chartex" xmlns:cx7="http://schemas.microsoft.com/office/drawing/2016/5/13/chartex" xmlns:cx8="http://schemas.microsoft.com/office/drawing/2016/5/14/chartex" xmlns:mc="http://schemas.openxmlformats.org/markup-compatibility/2006" xmlns:aink="http://schemas.microsoft.com/office/drawing/2016/ink" xmlns:am3d="http://schemas.microsoft.com/office/drawing/2017/model3d" xmlns:o="urn:schemas-microsoft-com:office:office" xmlns:oel="http://schemas.microsoft.com/office/2019/extlst" xmlns:r="http://schemas.openxmlformats.org/officeDocument/2006/relationships" xmlns:m="http://schemas.openxmlformats.org/officeDocument/2006/math" xmlns:v="urn:schemas-microsoft-com:vml" xmlns:wp14="http://schemas.microsoft.com/office/word/2010/wordprocessingDrawing" xmlns:wp="http://schemas.openxmlformats.org/drawingml/2006/wordprocessingDrawing" xmlns:w10="urn:schemas-microsoft-com:office:word" xmlns:w="http://schemas.openxmlformats.org/wordprocessingml/2006/main" xmlns:w14="http://schemas.microsoft.com/office/word/2010/wordml" xmlns:w15="http://schemas.microsoft.com/office/word/2012/wordml" xmlns:w16cex="http://schemas.microsoft.com/office/word/2018/wordml/cex" xmlns:w16cid="http://schemas.microsoft.com/office/word/2016/wordml/cid" xmlns:w16="http://schemas.microsoft.com/office/word/2018/wordml" xmlns:w16du="http://schemas.microsoft.com/office/word/2023/wordml/word16du" xmlns:w16sdtdh="http://schemas.microsoft.com/office/word/2020/wordml/sdtdatahash" xmlns:w16sdtfl="http://schemas.microsoft.com/office/word/2024/wordml/sdtformatlock" xmlns:w16se="http://schemas.microsoft.com/office/word/2015/wordml/symex" xmlns:wpg="http://schemas.microsoft.com/office/word/2010/wordprocessingGroup" xmlns:wpi="http://schemas.microsoft.com/office/word/2010/wordprocessingInk" xmlns:wne="http://schemas.microsoft.com/office/word/2006/wordml" xmlns:wps="http://schemas.microsoft.com/office/word/2010/wordprocessingShape" mc:Ignorable="w14 w15 w16se w16cid w16 w16cex w16sdtdh w16sdtfl w16du wp14">
   <w:p>
     <w:pPr>
       <w:pStyle w:val="Header"/>
@@ -556,7 +573,7 @@
 </file>
 
 <file path=word/header3.xml><?xml version="1.0" encoding="utf-8"?>
-<w:hdr xmlns:wpc="http://schemas.microsoft.com/office/word/2010/wordprocessingCanvas" xmlns:cx="http://schemas.microsoft.com/office/drawing/2014/chartex" xmlns:cx1="http://schemas.microsoft.com/office/drawing/2015/9/8/chartex" xmlns:cx2="http://schemas.microsoft.com/office/drawing/2015/10/21/chartex" xmlns:cx3="http://schemas.microsoft.com/office/drawing/2016/5/9/chartex" xmlns:cx4="http://schemas.microsoft.com/office/drawing/2016/5/10/chartex" xmlns:cx5="http://schemas.microsoft.com/office/drawing/2016/5/11/chartex" xmlns:cx6="http://schemas.microsoft.com/office/drawing/2016/5/12/chartex" xmlns:cx7="http://schemas.microsoft.com/office/drawing/2016/5/13/chartex" xmlns:cx8="http://schemas.microsoft.com/office/drawing/2016/5/14/chartex" xmlns:mc="http://schemas.openxmlformats.org/markup-compatibility/2006" xmlns:aink="http://schemas.microsoft.com/office/drawing/2016/ink" xmlns:am3d="http://schemas.microsoft.com/office/drawing/2017/model3d" xmlns:o="urn:schemas-microsoft-com:office:office" xmlns:oel="http://schemas.microsoft.com/office/2019/extlst" xmlns:r="http://schemas.openxmlformats.org/officeDocument/2006/relationships" xmlns:m="http://schemas.openxmlformats.org/officeDocument/2006/math" xmlns:v="urn:schemas-microsoft-com:vml" xmlns:wp14="http://schemas.microsoft.com/office/word/2010/wordprocessingDrawing" xmlns:wp="http://schemas.openxmlformats.org/drawingml/2006/wordprocessingDrawing" xmlns:w10="urn:schemas-microsoft-com:office:word" xmlns:w="http://schemas.openxmlformats.org/wordprocessingml/2006/main" xmlns:w14="http://schemas.microsoft.com/office/word/2010/wordml" xmlns:w15="http://schemas.microsoft.com/office/word/2012/wordml" xmlns:w16cex="http://schemas.microsoft.com/office/word/2018/wordml/cex" xmlns:w16cid="http://schemas.microsoft.com/office/word/2016/wordml/cid" xmlns:w16="http://schemas.microsoft.com/office/word/2018/wordml" xmlns:w16sdtdh="http://schemas.microsoft.com/office/word/2020/wordml/sdtdatahash" xmlns:w16se="http://schemas.microsoft.com/office/word/2015/wordml/symex" xmlns:wpg="http://schemas.microsoft.com/office/word/2010/wordprocessingGroup" xmlns:wpi="http://schemas.microsoft.com/office/word/2010/wordprocessingInk" xmlns:wne="http://schemas.microsoft.com/office/word/2006/wordml" xmlns:wps="http://schemas.microsoft.com/office/word/2010/wordprocessingShape" mc:Ignorable="w14 w15 w16se w16cid w16 w16cex w16sdtdh wp14">
+<w:hdr xmlns:wpc="http://schemas.microsoft.com/office/word/2010/wordprocessingCanvas" xmlns:cx="http://schemas.microsoft.com/office/drawing/2014/chartex" xmlns:cx1="http://schemas.microsoft.com/office/drawing/2015/9/8/chartex" xmlns:cx2="http://schemas.microsoft.com/office/drawing/2015/10/21/chartex" xmlns:cx3="http://schemas.microsoft.com/office/drawing/2016/5/9/chartex" xmlns:cx4="http://schemas.microsoft.com/office/drawing/2016/5/10/chartex" xmlns:cx5="http://schemas.microsoft.com/office/drawing/2016/5/11/chartex" xmlns:cx6="http://schemas.microsoft.com/office/drawing/2016/5/12/chartex" xmlns:cx7="http://schemas.microsoft.com/office/drawing/2016/5/13/chartex" xmlns:cx8="http://schemas.microsoft.com/office/drawing/2016/5/14/chartex" xmlns:mc="http://schemas.openxmlformats.org/markup-compatibility/2006" xmlns:aink="http://schemas.microsoft.com/office/drawing/2016/ink" xmlns:am3d="http://schemas.microsoft.com/office/drawing/2017/model3d" xmlns:o="urn:schemas-microsoft-com:office:office" xmlns:oel="http://schemas.microsoft.com/office/2019/extlst" xmlns:r="http://schemas.openxmlformats.org/officeDocument/2006/relationships" xmlns:m="http://schemas.openxmlformats.org/officeDocument/2006/math" xmlns:v="urn:schemas-microsoft-com:vml" xmlns:wp14="http://schemas.microsoft.com/office/word/2010/wordprocessingDrawing" xmlns:wp="http://schemas.openxmlformats.org/drawingml/2006/wordprocessingDrawing" xmlns:w10="urn:schemas-microsoft-com:office:word" xmlns:w="http://schemas.openxmlformats.org/wordprocessingml/2006/main" xmlns:w14="http://schemas.microsoft.com/office/word/2010/wordml" xmlns:w15="http://schemas.microsoft.com/office/word/2012/wordml" xmlns:w16cex="http://schemas.microsoft.com/office/word/2018/wordml/cex" xmlns:w16cid="http://schemas.microsoft.com/office/word/2016/wordml/cid" xmlns:w16="http://schemas.microsoft.com/office/word/2018/wordml" xmlns:w16du="http://schemas.microsoft.com/office/word/2023/wordml/word16du" xmlns:w16sdtdh="http://schemas.microsoft.com/office/word/2020/wordml/sdtdatahash" xmlns:w16sdtfl="http://schemas.microsoft.com/office/word/2024/wordml/sdtformatlock" xmlns:w16se="http://schemas.microsoft.com/office/word/2015/wordml/symex" xmlns:wpg="http://schemas.microsoft.com/office/word/2010/wordprocessingGroup" xmlns:wpi="http://schemas.microsoft.com/office/word/2010/wordprocessingInk" xmlns:wne="http://schemas.microsoft.com/office/word/2006/wordml" xmlns:wps="http://schemas.microsoft.com/office/word/2010/wordprocessingShape" mc:Ignorable="w14 w15 w16se w16cid w16 w16cex w16sdtdh w16sdtfl w16du wp14">
   <w:p>
     <w:pPr>
       <w:pStyle w:val="Header"/>
@@ -565,7 +582,7 @@
     <w:r>
       <w:tab/>
       <w:tab/>
-      <w:t>2026-06-17</w:t>
+      <w:t>2026-06-18</w:t>
       <w:br/>
       <w:br/>
     </w:r>
@@ -578,7 +595,7 @@
 </file>
 
 <file path=word/numbering.xml><?xml version="1.0" encoding="utf-8"?>
-<w:numbering xmlns:wpc="http://schemas.microsoft.com/office/word/2010/wordprocessingCanvas" xmlns:cx="http://schemas.microsoft.com/office/drawing/2014/chartex" xmlns:cx1="http://schemas.microsoft.com/office/drawing/2015/9/8/chartex" xmlns:cx2="http://schemas.microsoft.com/office/drawing/2015/10/21/chartex" xmlns:cx3="http://schemas.microsoft.com/office/drawing/2016/5/9/chartex" xmlns:cx4="http://schemas.microsoft.com/office/drawing/2016/5/10/chartex" xmlns:cx5="http://schemas.microsoft.com/office/drawing/2016/5/11/chartex" xmlns:cx6="http://schemas.microsoft.com/office/drawing/2016/5/12/chartex" xmlns:cx7="http://schemas.microsoft.com/office/drawing/2016/5/13/chartex" xmlns:cx8="http://schemas.microsoft.com/office/drawing/2016/5/14/chartex" xmlns:mc="http://schemas.openxmlformats.org/markup-compatibility/2006" xmlns:aink="http://schemas.microsoft.com/office/drawing/2016/ink" xmlns:am3d="http://schemas.microsoft.com/office/drawing/2017/model3d" xmlns:o="urn:schemas-microsoft-com:office:office" xmlns:oel="http://schemas.microsoft.com/office/2019/extlst" xmlns:r="http://schemas.openxmlformats.org/officeDocument/2006/relationships" xmlns:m="http://schemas.openxmlformats.org/officeDocument/2006/math" xmlns:v="urn:schemas-microsoft-com:vml" xmlns:wp14="http://schemas.microsoft.com/office/word/2010/wordprocessingDrawing" xmlns:wp="http://schemas.openxmlformats.org/drawingml/2006/wordprocessingDrawing" xmlns:w10="urn:schemas-microsoft-com:office:word" xmlns:w="http://schemas.openxmlformats.org/wordprocessingml/2006/main" xmlns:w14="http://schemas.microsoft.com/office/word/2010/wordml" xmlns:w15="http://schemas.microsoft.com/office/word/2012/wordml" xmlns:w16cex="http://schemas.microsoft.com/office/word/2018/wordml/cex" xmlns:w16cid="http://schemas.microsoft.com/office/word/2016/wordml/cid" xmlns:w16="http://schemas.microsoft.com/office/word/2018/wordml" xmlns:w16sdtdh="http://schemas.microsoft.com/office/word/2020/wordml/sdtdatahash" xmlns:w16se="http://schemas.microsoft.com/office/word/2015/wordml/symex" xmlns:wpg="http://schemas.microsoft.com/office/word/2010/wordprocessingGroup" xmlns:wpi="http://schemas.microsoft.com/office/word/2010/wordprocessingInk" xmlns:wne="http://schemas.microsoft.com/office/word/2006/wordml" xmlns:wps="http://schemas.microsoft.com/office/word/2010/wordprocessingShape" mc:Ignorable="w14 w15 w16se w16cid w16 w16cex w16sdtdh wp14">
+<w:numbering xmlns:wpc="http://schemas.microsoft.com/office/word/2010/wordprocessingCanvas" xmlns:cx="http://schemas.microsoft.com/office/drawing/2014/chartex" xmlns:cx1="http://schemas.microsoft.com/office/drawing/2015/9/8/chartex" xmlns:cx2="http://schemas.microsoft.com/office/drawing/2015/10/21/chartex" xmlns:cx3="http://schemas.microsoft.com/office/drawing/2016/5/9/chartex" xmlns:cx4="http://schemas.microsoft.com/office/drawing/2016/5/10/chartex" xmlns:cx5="http://schemas.microsoft.com/office/drawing/2016/5/11/chartex" xmlns:cx6="http://schemas.microsoft.com/office/drawing/2016/5/12/chartex" xmlns:cx7="http://schemas.microsoft.com/office/drawing/2016/5/13/chartex" xmlns:cx8="http://schemas.microsoft.com/office/drawing/2016/5/14/chartex" xmlns:mc="http://schemas.openxmlformats.org/markup-compatibility/2006" xmlns:aink="http://schemas.microsoft.com/office/drawing/2016/ink" xmlns:am3d="http://schemas.microsoft.com/office/drawing/2017/model3d" xmlns:o="urn:schemas-microsoft-com:office:office" xmlns:oel="http://schemas.microsoft.com/office/2019/extlst" xmlns:r="http://schemas.openxmlformats.org/officeDocument/2006/relationships" xmlns:m="http://schemas.openxmlformats.org/officeDocument/2006/math" xmlns:v="urn:schemas-microsoft-com:vml" xmlns:wp14="http://schemas.microsoft.com/office/word/2010/wordprocessingDrawing" xmlns:wp="http://schemas.openxmlformats.org/drawingml/2006/wordprocessingDrawing" xmlns:w10="urn:schemas-microsoft-com:office:word" xmlns:w="http://schemas.openxmlformats.org/wordprocessingml/2006/main" xmlns:w14="http://schemas.microsoft.com/office/word/2010/wordml" xmlns:w15="http://schemas.microsoft.com/office/word/2012/wordml" xmlns:w16cex="http://schemas.microsoft.com/office/word/2018/wordml/cex" xmlns:w16cid="http://schemas.microsoft.com/office/word/2016/wordml/cid" xmlns:w16="http://schemas.microsoft.com/office/word/2018/wordml" xmlns:w16du="http://schemas.microsoft.com/office/word/2023/wordml/word16du" xmlns:w16sdtdh="http://schemas.microsoft.com/office/word/2020/wordml/sdtdatahash" xmlns:w16sdtfl="http://schemas.microsoft.com/office/word/2024/wordml/sdtformatlock" xmlns:w16se="http://schemas.microsoft.com/office/word/2015/wordml/symex" xmlns:wpg="http://schemas.microsoft.com/office/word/2010/wordprocessingGroup" xmlns:wpi="http://schemas.microsoft.com/office/word/2010/wordprocessingInk" xmlns:wne="http://schemas.microsoft.com/office/word/2006/wordml" xmlns:wps="http://schemas.microsoft.com/office/word/2010/wordprocessingShape" mc:Ignorable="w14 w15 w16se w16cid w16 w16cex w16sdtdh w16sdtfl w16du wp14">
   <w:abstractNum w:abstractNumId="0" w15:restartNumberingAfterBreak="0">
     <w:nsid w:val="FFFFFF7C"/>
     <w:multiLevelType w:val="singleLevel"/>
@@ -781,7 +798,7 @@
 </file>
 
 <file path=word/styles.xml><?xml version="1.0" encoding="utf-8"?>
-<w:styles xmlns:mc="http://schemas.openxmlformats.org/markup-compatibility/2006" xmlns:r="http://schemas.openxmlformats.org/officeDocument/2006/relationships" xmlns:w="http://schemas.openxmlformats.org/wordprocessingml/2006/main" xmlns:w14="http://schemas.microsoft.com/office/word/2010/wordml" xmlns:w15="http://schemas.microsoft.com/office/word/2012/wordml" xmlns:w16cex="http://schemas.microsoft.com/office/word/2018/wordml/cex" xmlns:w16cid="http://schemas.microsoft.com/office/word/2016/wordml/cid" xmlns:w16="http://schemas.microsoft.com/office/word/2018/wordml" xmlns:w16sdtdh="http://schemas.microsoft.com/office/word/2020/wordml/sdtdatahash" xmlns:w16se="http://schemas.microsoft.com/office/word/2015/wordml/symex" mc:Ignorable="w14 w15 w16se w16cid w16 w16cex w16sdtdh">
+<w:styles xmlns:mc="http://schemas.openxmlformats.org/markup-compatibility/2006" xmlns:r="http://schemas.openxmlformats.org/officeDocument/2006/relationships" xmlns:w="http://schemas.openxmlformats.org/wordprocessingml/2006/main" xmlns:w14="http://schemas.microsoft.com/office/word/2010/wordml" xmlns:w15="http://schemas.microsoft.com/office/word/2012/wordml" xmlns:w16cex="http://schemas.microsoft.com/office/word/2018/wordml/cex" xmlns:w16cid="http://schemas.microsoft.com/office/word/2016/wordml/cid" xmlns:w16="http://schemas.microsoft.com/office/word/2018/wordml" xmlns:w16du="http://schemas.microsoft.com/office/word/2023/wordml/word16du" xmlns:w16sdtdh="http://schemas.microsoft.com/office/word/2020/wordml/sdtdatahash" xmlns:w16sdtfl="http://schemas.microsoft.com/office/word/2024/wordml/sdtformatlock" xmlns:w16se="http://schemas.microsoft.com/office/word/2015/wordml/symex" mc:Ignorable="w14 w15 w16se w16cid w16 w16cex w16sdtdh w16sdtfl w16du">
   <w:docDefaults>
     <w:rPrDefault>
       <w:rPr>
@@ -1539,7 +1556,7 @@
     <w:link w:val="TitleChar"/>
     <w:uiPriority w:val="10"/>
     <w:qFormat/>
-    <w:rsid w:val="007106C8"/>
+    <w:rsid w:val="00E854FA"/>
     <w:pPr>
       <w:spacing w:after="300" w:line="240" w:lineRule="auto"/>
       <w:contextualSpacing/>
@@ -1549,7 +1566,7 @@
       <w:rFonts w:eastAsiaTheme="majorEastAsia" w:cstheme="majorBidi"/>
       <w:spacing w:val="5"/>
       <w:kern w:val="28"/>
-      <w:sz w:val="52"/>
+      <w:sz w:val="40"/>
       <w:szCs w:val="52"/>
       <w:lang w:val="sv-SE" w:eastAsia="en-US" w:bidi="ar-SA"/>
     </w:rPr>
@@ -1559,12 +1576,12 @@
     <w:basedOn w:val="DefaultParagraphFont"/>
     <w:link w:val="Title"/>
     <w:uiPriority w:val="10"/>
-    <w:rsid w:val="007106C8"/>
+    <w:rsid w:val="00E854FA"/>
     <w:rPr>
       <w:rFonts w:ascii="Times New Roman" w:eastAsiaTheme="majorEastAsia" w:hAnsi="Times New Roman" w:cstheme="majorBidi"/>
       <w:spacing w:val="5"/>
       <w:kern w:val="28"/>
-      <w:sz w:val="52"/>
+      <w:sz w:val="40"/>
       <w:szCs w:val="52"/>
       <w:lang w:val="sv-SE" w:eastAsia="en-US" w:bidi="ar-SA"/>
     </w:rPr>

--- a/tillsyn/A 50662-2025 tillsynsbegäran.docx
+++ b/tillsyn/A 50662-2025 tillsynsbegäran.docx
@@ -582,7 +582,7 @@
     <w:r>
       <w:tab/>
       <w:tab/>
-      <w:t>2026-06-18</w:t>
+      <w:t>2026-06-19</w:t>
       <w:br/>
       <w:br/>
     </w:r>

--- a/tillsyn/A 50662-2025 tillsynsbegäran.docx
+++ b/tillsyn/A 50662-2025 tillsynsbegäran.docx
@@ -582,7 +582,7 @@
     <w:r>
       <w:tab/>
       <w:tab/>
-      <w:t>2026-06-19</w:t>
+      <w:t>2026-06-20</w:t>
       <w:br/>
       <w:br/>
     </w:r>

--- a/tillsyn/A 50662-2025 tillsynsbegäran.docx
+++ b/tillsyn/A 50662-2025 tillsynsbegäran.docx
@@ -12,10 +12,7 @@
     </w:p>
     <w:p>
       <w:r>
-        <w:t>Detta dokument behandlar höga naturvärden i avverkningsanmälan A 50662-2025 i Ljusdals kommun som inkom 2025-10-15 och omfattar 16,9 ha.</w:t>
-      </w:r>
-      <w:r>
-        <w:t xml:space="preserve"> I Figur 1 visas fyndplatser för naturvårdsarter i området, som finns registrerade på Artportalen.</w:t>
+        <w:t>Denna tillsynsbegäran behandlar höga naturvärden i avverkningsanmälan A 50662-2025 i Ljusdals kommun som inkom 2025-10-15 och omfattar 16,9 ha.</w:t>
       </w:r>
     </w:p>
     <w:p>
@@ -63,7 +60,20 @@
         <w:spacing w:after="240"/>
       </w:pPr>
       <w:r>
-        <w:t>Figur 1. Fyndplatser för naturvårdsarter i avverkningsanmälan (röd linje). Inom parentes anges rödlistekategorier, S för signalarter, Tför typiska arter och fridlysningsparagrafer i artskyddsförordningen.Markörer utan svart kant är placerade på fyndplatsen. Markörer med svart kant är placerade vid sidan av fyndplatsen och har ett svart streck som visar fyndplatsens exakta position. Kartans mittpunktskoordinat är N 6841290, E 479118 i SWEREF 99 TM.</w:t>
+        <w:t>Figur 1. Fyndplatser för naturvårdsarter i avverkningsanmälan. Markörer utan svart kant är placerade på fyndplatsen. Markörer med svart kant är placerade vid sidan av fyndplatsen har ett svart streck som visar fyndplatsens exakta position. Kartans mittpunktskoordinat är N 6841290, E 479118 i SWEREF 99 TM.</w:t>
+      </w:r>
+    </w:p>
+    <w:p>
+      <w:r>
+        <w:t>I avverkningsanmälan finns fynd av 3 naturvårdsarter, varav 2 är rödlistade, 1 är fridlyst och 3 är typiska (T): lunglav (NT, T), skrovellav (NT, T) och tjäder (T, §4). Se Figur 1.</w:t>
+      </w:r>
+    </w:p>
+    <w:p>
+      <w:pPr>
+        <w:pStyle w:val="Heading1"/>
+      </w:pPr>
+      <w:r>
+        <w:t>Tillsynsbegäran</w:t>
       </w:r>
     </w:p>
     <w:p>
@@ -77,95 +87,16 @@
       </w:r>
     </w:p>
     <w:p>
-      <w:r>
-        <w:t>Nedan beskrivs fynd av naturvårdsarter och fridlysta arter som gjorts i det avverkningsanmälda området. I BILAGA 1 finns artfakta om fridlysta och rödlistade arter.</w:t>
-      </w:r>
-    </w:p>
-    <w:p>
       <w:pPr>
         <w:pStyle w:val="Heading1"/>
       </w:pPr>
       <w:r>
-        <w:t>Naturvårdsarter</w:t>
+        <w:t>Naturvårdsarter och fridlysta arter</w:t>
       </w:r>
     </w:p>
     <w:p>
       <w:r>
-        <w:t>I avverkningsanmälan har följande 3 naturvårdsarter hittats: lunglav (NT, T), skrovellav (NT, T) och tjäder (T, §4). Av dessa är 2 rödlistade. För rödlistade arter har rödlistekategorin angivits inom parentes. Typiska arter inom Natura 2000 som är kopplade till skogsekosystem har markerats med (T). För fridlysta arter anges även paragrafen i Artskyddsförordningen som arten är fridlyst enligt.</w:t>
-      </w:r>
-    </w:p>
-    <w:p>
-      <w:r>
-        <w:t>De påträffade naturvårdsarterna är ett tydligt kvitto på att det rör sig om en skog med höga naturvärden.</w:t>
-      </w:r>
-    </w:p>
-    <w:p>
-      <w:pPr>
-        <w:pStyle w:val="Heading2"/>
-      </w:pPr>
-      <w:r>
-        <w:t>Fridlysta arter</w:t>
-      </w:r>
-    </w:p>
-    <w:p>
-      <w:r>
-        <w:t>Följande fridlysta arter har sina livsmiljöer och växtplatser i den avverkningsanmälda skogen: tjäder (T, §4).</w:t>
-      </w:r>
-    </w:p>
-    <w:p>
-      <w:r>
-        <w:t xml:space="preserve">Observera att medlemsländerna är skyldiga att agera i enlighet med EU:s fågeldirektiv där det uttryckligen står att direktivet gäller för fåglar samt för deras ägg, bon och </w:t>
-      </w:r>
-      <w:r>
-        <w:rPr>
-          <w:b/>
-        </w:rPr>
-        <w:t xml:space="preserve">livsmiljöer </w:t>
-      </w:r>
-      <w:r>
-        <w:t>(artikel 1). Vidare att de åtgärder som vidtas inte får leda till en försämring av den nuvarande situationen beträffande bevarandet av de fågelarter som avses i artikel 1 (artikel 13). Fågeldirektivet är styrande för tillsynsansvariga myndigheters ärendehantering, ställningstaganden och beslutsfattande.</w:t>
-      </w:r>
-    </w:p>
-    <w:p>
-      <w:r>
-        <w:rPr>
-          <w:b/>
-        </w:rPr>
-        <w:t>Tjäder (§4)</w:t>
-      </w:r>
-      <w:r>
-        <w:t xml:space="preserve"> omfattas av bilaga 1 och 2 EU:s fågeldirektiv och är typisk art för </w:t>
-      </w:r>
-      <w:r>
-        <w:rPr>
-          <w:i/>
-        </w:rPr>
-        <w:t xml:space="preserve">9010 Taiga </w:t>
-      </w:r>
-      <w:r>
-        <w:t xml:space="preserve">och </w:t>
-      </w:r>
-      <w:r>
-        <w:rPr>
-          <w:i/>
-        </w:rPr>
-        <w:t>9740 Skogsbevuxen myr</w:t>
-      </w:r>
-      <w:r>
-        <w:t>. Tjädern är en utpräglad skogsfågel knuten till större sammanhängande barrskogsområden. Tupparna och hönorna utnyttjar till viss del olika miljöer, och habitatvalet varierar dessutom mellan olika delar av året. För att det ska finnas livskraftiga tjäderbestånd krävs funktionella skogslandskap med en blandning av uppvuxen, gles och luckig skog, täta sumpskogar, myrar och andra små våtmarker. Arten försvinner när skogen fragmenteras och den sammanlagda arealen hyggen och andra öppna områden blir för stor. Ett småskaligt och försiktigt virkesuttag genom hyggesfria metoder kan i vissa fall vara möjligt i området inom 200 m från lekcentrum. Längre ut från lekcentrum, inom 200–500 m bör den avverkade ytan inte överskrida 1 hektar för att undvika alltför stora och snabba förändringar (Skogsstyrelsen, 2019; SLU Artdatabanken, 2024).</w:t>
-      </w:r>
-    </w:p>
-    <w:p>
-      <w:r>
-        <w:t>I BILAGA 1 finns mer detaljerad information om ekologi samt krav på livsmiljö hos fridlysta arter.</w:t>
-      </w:r>
-    </w:p>
-    <w:p>
-      <w:pPr>
-        <w:pStyle w:val="Heading2"/>
-      </w:pPr>
-      <w:r>
-        <w:t>Övriga naturvårdsarter</w:t>
+        <w:t>Nedan följer beskrivningar av de naturvårdsarter och fridlysta arter som har sina livsmiljöer och växtplatser i den avverkningsanmälda skogen. Se även ytterligare artfakta i BILAGA 1. De påträffade naturvårdsarterna är ett tydligt kvitto på att det rör sig om en skog med höga naturvärden.</w:t>
       </w:r>
     </w:p>
     <w:p>
@@ -269,6 +200,57 @@
       </w:r>
       <w:r>
         <w:t xml:space="preserve"> (SLU Artdatabanken, 2026; Nitare &amp; Skogsstyrelsen, 2019).</w:t>
+      </w:r>
+    </w:p>
+    <w:p>
+      <w:r>
+        <w:rPr>
+          <w:b/>
+        </w:rPr>
+        <w:t>Tjäder (§4)</w:t>
+      </w:r>
+      <w:r>
+        <w:t xml:space="preserve"> omfattas av bilaga 1 och 2 EU:s fågeldirektiv och är typisk art för </w:t>
+      </w:r>
+      <w:r>
+        <w:rPr>
+          <w:i/>
+        </w:rPr>
+        <w:t xml:space="preserve">9010 Taiga </w:t>
+      </w:r>
+      <w:r>
+        <w:t xml:space="preserve">och </w:t>
+      </w:r>
+      <w:r>
+        <w:rPr>
+          <w:i/>
+        </w:rPr>
+        <w:t>9740 Skogsbevuxen myr</w:t>
+      </w:r>
+      <w:r>
+        <w:t>. Tjädern är en utpräglad skogsfågel knuten till större sammanhängande barrskogsområden. Tupparna och hönorna utnyttjar till viss del olika miljöer, och habitatvalet varierar dessutom mellan olika delar av året. För att det ska finnas livskraftiga tjäderbestånd krävs funktionella skogslandskap med en blandning av uppvuxen, gles och luckig skog, täta sumpskogar, myrar och andra små våtmarker. Arten försvinner när skogen fragmenteras och den sammanlagda arealen hyggen och andra öppna områden blir för stor. Ett småskaligt och försiktigt virkesuttag genom hyggesfria metoder kan i vissa fall vara möjligt i området inom 200 m från lekcentrum. Längre ut från lekcentrum, inom 200–500 m bör den avverkade ytan inte överskrida 1 hektar för att undvika alltför stora och snabba förändringar (Skogsstyrelsen, 2019; SLU Artdatabanken, 2024).</w:t>
+      </w:r>
+    </w:p>
+    <w:p>
+      <w:pPr>
+        <w:pStyle w:val="Heading1"/>
+      </w:pPr>
+      <w:r>
+        <w:t>EU:s fågeldirektiv</w:t>
+      </w:r>
+    </w:p>
+    <w:p>
+      <w:r>
+        <w:t xml:space="preserve">Europeiska unionens medlemsländer är skyldiga att agera i enlighet med EU:s fågeldirektiv där det uttryckligen står att direktivet gäller för fåglar samt för deras ägg, bon och </w:t>
+      </w:r>
+      <w:r>
+        <w:rPr>
+          <w:b/>
+        </w:rPr>
+        <w:t xml:space="preserve">livsmiljöer </w:t>
+      </w:r>
+      <w:r>
+        <w:t>(artikel 1). Vidare att de åtgärder som vidtas inte får leda till en försämring av den nuvarande situationen beträffande bevarandet av de fågelarter som avses i artikel 1 (artikel 13). Fågeldirektivet är styrande för tillsynsansvariga myndigheters ärendehantering, ställningstaganden och beslutsfattande.</w:t>
       </w:r>
     </w:p>
     <w:p>
@@ -582,7 +564,7 @@
     <w:r>
       <w:tab/>
       <w:tab/>
-      <w:t>2026-06-20</w:t>
+      <w:t>2026-06-21</w:t>
       <w:br/>
       <w:br/>
     </w:r>

--- a/tillsyn/A 50662-2025 tillsynsbegäran.docx
+++ b/tillsyn/A 50662-2025 tillsynsbegäran.docx
@@ -564,7 +564,7 @@
     <w:r>
       <w:tab/>
       <w:tab/>
-      <w:t>2026-06-21</w:t>
+      <w:t>2026-06-22</w:t>
       <w:br/>
       <w:br/>
     </w:r>

--- a/tillsyn/A 50662-2025 tillsynsbegäran.docx
+++ b/tillsyn/A 50662-2025 tillsynsbegäran.docx
@@ -564,7 +564,7 @@
     <w:r>
       <w:tab/>
       <w:tab/>
-      <w:t>2026-06-22</w:t>
+      <w:t>2026-06-23</w:t>
       <w:br/>
       <w:br/>
     </w:r>

--- a/tillsyn/A 50662-2025 tillsynsbegäran.docx
+++ b/tillsyn/A 50662-2025 tillsynsbegäran.docx
@@ -564,7 +564,7 @@
     <w:r>
       <w:tab/>
       <w:tab/>
-      <w:t>2026-06-23</w:t>
+      <w:t>2026-06-24</w:t>
       <w:br/>
       <w:br/>
     </w:r>

--- a/tillsyn/A 50662-2025 tillsynsbegäran.docx
+++ b/tillsyn/A 50662-2025 tillsynsbegäran.docx
@@ -564,7 +564,7 @@
     <w:r>
       <w:tab/>
       <w:tab/>
-      <w:t>2026-06-24</w:t>
+      <w:t>2026-06-25</w:t>
       <w:br/>
       <w:br/>
     </w:r>

--- a/tillsyn/A 50662-2025 tillsynsbegäran.docx
+++ b/tillsyn/A 50662-2025 tillsynsbegäran.docx
@@ -564,7 +564,7 @@
     <w:r>
       <w:tab/>
       <w:tab/>
-      <w:t>2026-06-25</w:t>
+      <w:t>2026-06-26</w:t>
       <w:br/>
       <w:br/>
     </w:r>

--- a/tillsyn/A 50662-2025 tillsynsbegäran.docx
+++ b/tillsyn/A 50662-2025 tillsynsbegäran.docx
@@ -564,7 +564,7 @@
     <w:r>
       <w:tab/>
       <w:tab/>
-      <w:t>2026-06-26</w:t>
+      <w:t>2026-06-27</w:t>
       <w:br/>
       <w:br/>
     </w:r>

--- a/tillsyn/A 50662-2025 tillsynsbegäran.docx
+++ b/tillsyn/A 50662-2025 tillsynsbegäran.docx
@@ -564,7 +564,7 @@
     <w:r>
       <w:tab/>
       <w:tab/>
-      <w:t>2026-06-27</w:t>
+      <w:t>2026-06-28</w:t>
       <w:br/>
       <w:br/>
     </w:r>

--- a/tillsyn/A 50662-2025 tillsynsbegäran.docx
+++ b/tillsyn/A 50662-2025 tillsynsbegäran.docx
@@ -564,7 +564,7 @@
     <w:r>
       <w:tab/>
       <w:tab/>
-      <w:t>2026-06-28</w:t>
+      <w:t>2026-06-29</w:t>
       <w:br/>
       <w:br/>
     </w:r>

--- a/tillsyn/A 50662-2025 tillsynsbegäran.docx
+++ b/tillsyn/A 50662-2025 tillsynsbegäran.docx
@@ -564,7 +564,7 @@
     <w:r>
       <w:tab/>
       <w:tab/>
-      <w:t>2026-06-29</w:t>
+      <w:t>2026-06-30</w:t>
       <w:br/>
       <w:br/>
     </w:r>

--- a/tillsyn/A 50662-2025 tillsynsbegäran.docx
+++ b/tillsyn/A 50662-2025 tillsynsbegäran.docx
@@ -564,7 +564,7 @@
     <w:r>
       <w:tab/>
       <w:tab/>
-      <w:t>2026-06-30</w:t>
+      <w:t>2026-07-01</w:t>
       <w:br/>
       <w:br/>
     </w:r>

--- a/tillsyn/A 50662-2025 tillsynsbegäran.docx
+++ b/tillsyn/A 50662-2025 tillsynsbegäran.docx
@@ -564,7 +564,7 @@
     <w:r>
       <w:tab/>
       <w:tab/>
-      <w:t>2026-07-01</w:t>
+      <w:t>2026-07-02</w:t>
       <w:br/>
       <w:br/>
     </w:r>

--- a/tillsyn/A 50662-2025 tillsynsbegäran.docx
+++ b/tillsyn/A 50662-2025 tillsynsbegäran.docx
@@ -564,7 +564,7 @@
     <w:r>
       <w:tab/>
       <w:tab/>
-      <w:t>2026-07-13</w:t>
+      <w:t>2026-07-14</w:t>
       <w:br/>
       <w:br/>
     </w:r>

--- a/tillsyn/A 50662-2025 tillsynsbegäran.docx
+++ b/tillsyn/A 50662-2025 tillsynsbegäran.docx
@@ -564,7 +564,7 @@
     <w:r>
       <w:tab/>
       <w:tab/>
-      <w:t>2026-07-14</w:t>
+      <w:t>2026-07-15</w:t>
       <w:br/>
       <w:br/>
     </w:r>

--- a/tillsyn/A 50662-2025 tillsynsbegäran.docx
+++ b/tillsyn/A 50662-2025 tillsynsbegäran.docx
@@ -564,7 +564,7 @@
     <w:r>
       <w:tab/>
       <w:tab/>
-      <w:t>2026-07-15</w:t>
+      <w:t>2026-07-16</w:t>
       <w:br/>
       <w:br/>
     </w:r>

--- a/tillsyn/A 50662-2025 tillsynsbegäran.docx
+++ b/tillsyn/A 50662-2025 tillsynsbegäran.docx
@@ -564,7 +564,7 @@
     <w:r>
       <w:tab/>
       <w:tab/>
-      <w:t>2026-07-16</w:t>
+      <w:t>2026-07-17</w:t>
       <w:br/>
       <w:br/>
     </w:r>

--- a/tillsyn/A 50662-2025 tillsynsbegäran.docx
+++ b/tillsyn/A 50662-2025 tillsynsbegäran.docx
@@ -564,7 +564,7 @@
     <w:r>
       <w:tab/>
       <w:tab/>
-      <w:t>2026-07-17</w:t>
+      <w:t>2026-07-18</w:t>
       <w:br/>
       <w:br/>
     </w:r>

--- a/tillsyn/A 50662-2025 tillsynsbegäran.docx
+++ b/tillsyn/A 50662-2025 tillsynsbegäran.docx
@@ -564,7 +564,7 @@
     <w:r>
       <w:tab/>
       <w:tab/>
-      <w:t>2026-07-18</w:t>
+      <w:t>2026-07-19</w:t>
       <w:br/>
       <w:br/>
     </w:r>

--- a/tillsyn/A 50662-2025 tillsynsbegäran.docx
+++ b/tillsyn/A 50662-2025 tillsynsbegäran.docx
@@ -564,7 +564,7 @@
     <w:r>
       <w:tab/>
       <w:tab/>
-      <w:t>2026-07-19</w:t>
+      <w:t>2026-07-20</w:t>
       <w:br/>
       <w:br/>
     </w:r>

--- a/tillsyn/A 50662-2025 tillsynsbegäran.docx
+++ b/tillsyn/A 50662-2025 tillsynsbegäran.docx
@@ -564,7 +564,7 @@
     <w:r>
       <w:tab/>
       <w:tab/>
-      <w:t>2026-07-20</w:t>
+      <w:t>2026-07-21</w:t>
       <w:br/>
       <w:br/>
     </w:r>

--- a/tillsyn/A 50662-2025 tillsynsbegäran.docx
+++ b/tillsyn/A 50662-2025 tillsynsbegäran.docx
@@ -564,7 +564,7 @@
     <w:r>
       <w:tab/>
       <w:tab/>
-      <w:t>2026-07-21</w:t>
+      <w:t>2026-07-22</w:t>
       <w:br/>
       <w:br/>
     </w:r>

--- a/tillsyn/A 50662-2025 tillsynsbegäran.docx
+++ b/tillsyn/A 50662-2025 tillsynsbegäran.docx
@@ -564,7 +564,7 @@
     <w:r>
       <w:tab/>
       <w:tab/>
-      <w:t>2026-07-22</w:t>
+      <w:t>2026-07-23</w:t>
       <w:br/>
       <w:br/>
     </w:r>

--- a/tillsyn/A 50662-2025 tillsynsbegäran.docx
+++ b/tillsyn/A 50662-2025 tillsynsbegäran.docx
@@ -564,7 +564,7 @@
     <w:r>
       <w:tab/>
       <w:tab/>
-      <w:t>2026-07-23</w:t>
+      <w:t>2026-07-24</w:t>
       <w:br/>
       <w:br/>
     </w:r>

--- a/tillsyn/A 50662-2025 tillsynsbegäran.docx
+++ b/tillsyn/A 50662-2025 tillsynsbegäran.docx
@@ -564,7 +564,7 @@
     <w:r>
       <w:tab/>
       <w:tab/>
-      <w:t>2026-07-24</w:t>
+      <w:t>2026-07-25</w:t>
       <w:br/>
       <w:br/>
     </w:r>

--- a/tillsyn/A 50662-2025 tillsynsbegäran.docx
+++ b/tillsyn/A 50662-2025 tillsynsbegäran.docx
@@ -564,7 +564,7 @@
     <w:r>
       <w:tab/>
       <w:tab/>
-      <w:t>2026-07-25</w:t>
+      <w:t>2026-07-26</w:t>
       <w:br/>
       <w:br/>
     </w:r>

--- a/tillsyn/A 50662-2025 tillsynsbegäran.docx
+++ b/tillsyn/A 50662-2025 tillsynsbegäran.docx
@@ -564,7 +564,7 @@
     <w:r>
       <w:tab/>
       <w:tab/>
-      <w:t>2026-07-26</w:t>
+      <w:t>2026-07-27</w:t>
       <w:br/>
       <w:br/>
     </w:r>

--- a/tillsyn/A 50662-2025 tillsynsbegäran.docx
+++ b/tillsyn/A 50662-2025 tillsynsbegäran.docx
@@ -564,7 +564,7 @@
     <w:r>
       <w:tab/>
       <w:tab/>
-      <w:t>2026-07-27</w:t>
+      <w:t>2026-07-28</w:t>
       <w:br/>
       <w:br/>
     </w:r>

--- a/tillsyn/A 50662-2025 tillsynsbegäran.docx
+++ b/tillsyn/A 50662-2025 tillsynsbegäran.docx
@@ -564,7 +564,7 @@
     <w:r>
       <w:tab/>
       <w:tab/>
-      <w:t>2026-07-28</w:t>
+      <w:t>2026-07-29</w:t>
       <w:br/>
       <w:br/>
     </w:r>

--- a/tillsyn/A 50662-2025 tillsynsbegäran.docx
+++ b/tillsyn/A 50662-2025 tillsynsbegäran.docx
@@ -564,7 +564,7 @@
     <w:r>
       <w:tab/>
       <w:tab/>
-      <w:t>2026-07-29</w:t>
+      <w:t>2026-07-30</w:t>
       <w:br/>
       <w:br/>
     </w:r>

--- a/tillsyn/A 50662-2025 tillsynsbegäran.docx
+++ b/tillsyn/A 50662-2025 tillsynsbegäran.docx
@@ -564,7 +564,7 @@
     <w:r>
       <w:tab/>
       <w:tab/>
-      <w:t>2026-07-30</w:t>
+      <w:t>2026-07-31</w:t>
       <w:br/>
       <w:br/>
     </w:r>

--- a/tillsyn/A 50662-2025 tillsynsbegäran.docx
+++ b/tillsyn/A 50662-2025 tillsynsbegäran.docx
@@ -564,7 +564,7 @@
     <w:r>
       <w:tab/>
       <w:tab/>
-      <w:t>2026-07-31</w:t>
+      <w:t>2026-08-01</w:t>
       <w:br/>
       <w:br/>
     </w:r>

--- a/tillsyn/A 50662-2025 tillsynsbegäran.docx
+++ b/tillsyn/A 50662-2025 tillsynsbegäran.docx
@@ -564,7 +564,7 @@
     <w:r>
       <w:tab/>
       <w:tab/>
-      <w:t>2026-08-01</w:t>
+      <w:t>2026-08-02</w:t>
       <w:br/>
       <w:br/>
     </w:r>

--- a/tillsyn/A 50662-2025 tillsynsbegäran.docx
+++ b/tillsyn/A 50662-2025 tillsynsbegäran.docx
@@ -564,7 +564,7 @@
     <w:r>
       <w:tab/>
       <w:tab/>
-      <w:t>2026-08-02</w:t>
+      <w:t>2026-08-03</w:t>
       <w:br/>
       <w:br/>
     </w:r>

--- a/tillsyn/A 50662-2025 tillsynsbegäran.docx
+++ b/tillsyn/A 50662-2025 tillsynsbegäran.docx
@@ -564,7 +564,7 @@
     <w:r>
       <w:tab/>
       <w:tab/>
-      <w:t>2026-08-03</w:t>
+      <w:t>2026-08-05</w:t>
       <w:br/>
       <w:br/>
     </w:r>

--- a/tillsyn/A 50662-2025 tillsynsbegäran.docx
+++ b/tillsyn/A 50662-2025 tillsynsbegäran.docx
@@ -564,7 +564,7 @@
     <w:r>
       <w:tab/>
       <w:tab/>
-      <w:t>2026-08-05</w:t>
+      <w:t>2026-08-07</w:t>
       <w:br/>
       <w:br/>
     </w:r>

--- a/tillsyn/A 50662-2025 tillsynsbegäran.docx
+++ b/tillsyn/A 50662-2025 tillsynsbegäran.docx
@@ -564,7 +564,7 @@
     <w:r>
       <w:tab/>
       <w:tab/>
-      <w:t>2026-08-07</w:t>
+      <w:t>2026-08-08</w:t>
       <w:br/>
       <w:br/>
     </w:r>

--- a/tillsyn/A 50662-2025 tillsynsbegäran.docx
+++ b/tillsyn/A 50662-2025 tillsynsbegäran.docx
@@ -60,7 +60,7 @@
         <w:spacing w:after="240"/>
       </w:pPr>
       <w:r>
-        <w:t>Figur 1. Fyndplatser för naturvårdsarter i avverkningsanmälan. Markörer utan svart kant är placerade på fyndplatsen. Markörer med svart kant är placerade vid sidan av fyndplatsen har ett svart streck som visar fyndplatsens exakta position. Kartans mittpunktskoordinat är N 6841290, E 479118 i SWEREF 99 TM.</w:t>
+        <w:t>Figur 1. Fyndplatser för naturvårdsarter i avverkningsanmälan. Markörer utan svart kant är placerade på fyndplatsen. Markörer med svart kant är placerade vid sidan av fyndplatsen och har ett svart streck som visar fyndplatsens exakta position. Kartans mittpunktskoordinat är N 6841290, E 479118 i SWEREF 99 TM.</w:t>
       </w:r>
     </w:p>
     <w:p>
@@ -564,7 +564,7 @@
     <w:r>
       <w:tab/>
       <w:tab/>
-      <w:t>2026-08-14</w:t>
+      <w:t>2026-08-15</w:t>
       <w:br/>
       <w:br/>
     </w:r>

--- a/tillsyn/A 50662-2025 tillsynsbegäran.docx
+++ b/tillsyn/A 50662-2025 tillsynsbegäran.docx
@@ -564,7 +564,7 @@
     <w:r>
       <w:tab/>
       <w:tab/>
-      <w:t>2026-08-15</w:t>
+      <w:t>2026-08-16</w:t>
       <w:br/>
       <w:br/>
     </w:r>

--- a/tillsyn/A 50662-2025 tillsynsbegäran.docx
+++ b/tillsyn/A 50662-2025 tillsynsbegäran.docx
@@ -564,7 +564,7 @@
     <w:r>
       <w:tab/>
       <w:tab/>
-      <w:t>2026-08-16</w:t>
+      <w:t>2026-08-17</w:t>
       <w:br/>
       <w:br/>
     </w:r>

--- a/tillsyn/A 50662-2025 tillsynsbegäran.docx
+++ b/tillsyn/A 50662-2025 tillsynsbegäran.docx
@@ -564,7 +564,7 @@
     <w:r>
       <w:tab/>
       <w:tab/>
-      <w:t>2026-08-17</w:t>
+      <w:t>2026-08-18</w:t>
       <w:br/>
       <w:br/>
     </w:r>

--- a/tillsyn/A 50662-2025 tillsynsbegäran.docx
+++ b/tillsyn/A 50662-2025 tillsynsbegäran.docx
@@ -564,7 +564,7 @@
     <w:r>
       <w:tab/>
       <w:tab/>
-      <w:t>2026-08-18</w:t>
+      <w:t>2026-08-19</w:t>
       <w:br/>
       <w:br/>
     </w:r>

--- a/tillsyn/A 50662-2025 tillsynsbegäran.docx
+++ b/tillsyn/A 50662-2025 tillsynsbegäran.docx
@@ -564,7 +564,7 @@
     <w:r>
       <w:tab/>
       <w:tab/>
-      <w:t>2026-08-19</w:t>
+      <w:t>2026-08-20</w:t>
       <w:br/>
       <w:br/>
     </w:r>

--- a/tillsyn/A 50662-2025 tillsynsbegäran.docx
+++ b/tillsyn/A 50662-2025 tillsynsbegäran.docx
@@ -564,7 +564,7 @@
     <w:r>
       <w:tab/>
       <w:tab/>
-      <w:t>2026-08-20</w:t>
+      <w:t>2026-08-21</w:t>
       <w:br/>
       <w:br/>
     </w:r>

--- a/tillsyn/A 50662-2025 tillsynsbegäran.docx
+++ b/tillsyn/A 50662-2025 tillsynsbegäran.docx
@@ -564,7 +564,7 @@
     <w:r>
       <w:tab/>
       <w:tab/>
-      <w:t>2026-08-21</w:t>
+      <w:t>2026-08-22</w:t>
       <w:br/>
       <w:br/>
     </w:r>
